--- a/docs/메인 전원부 BMS.docx
+++ b/docs/메인 전원부 BMS.docx
@@ -48,7 +48,7 @@
                     <pic:cNvPicPr/>
                   </pic:nvPicPr>
                   <pic:blipFill>
-                    <a:blip r:embed="rId5"/>
+                    <a:blip r:embed="rId7"/>
                     <a:stretch>
                       <a:fillRect/>
                     </a:stretch>
@@ -669,7 +669,7 @@
                     <pic:cNvPicPr/>
                   </pic:nvPicPr>
                   <pic:blipFill>
-                    <a:blip r:embed="rId6"/>
+                    <a:blip r:embed="rId8"/>
                     <a:stretch>
                       <a:fillRect/>
                     </a:stretch>
@@ -706,7 +706,7 @@
         </w:rPr>
         <w:t xml:space="preserve">참고, </w:t>
       </w:r>
-      <w:hyperlink r:id="rId7" w:history="1">
+      <w:hyperlink r:id="rId9" w:history="1">
         <w:r>
           <w:rPr>
             <w:rStyle w:val="ab"/>
@@ -1200,12 +1200,6 @@
         <w:wordWrap/>
         <w:autoSpaceDE/>
         <w:autoSpaceDN/>
-        <w:rPr>
-          <w:rFonts w:asciiTheme="majorHAnsi" w:eastAsiaTheme="majorEastAsia" w:hAnsiTheme="majorHAnsi" w:cstheme="majorBidi"/>
-          <w:color w:val="000000" w:themeColor="text1"/>
-          <w:sz w:val="32"/>
-          <w:szCs w:val="32"/>
-        </w:rPr>
       </w:pPr>
       <w:r>
         <w:br w:type="page"/>
@@ -1246,7 +1240,7 @@
                     <pic:cNvPicPr/>
                   </pic:nvPicPr>
                   <pic:blipFill>
-                    <a:blip r:embed="rId8" cstate="print">
+                    <a:blip r:embed="rId10" cstate="print">
                       <a:extLst>
                         <a:ext uri="{28A0092B-C50C-407E-A947-70E740481C1C}">
                           <a14:useLocalDpi xmlns:a14="http://schemas.microsoft.com/office/drawing/2010/main" val="0"/>
@@ -1504,14 +1498,17 @@
       </w:r>
     </w:p>
     <w:p>
+      <w:pPr>
+        <w:jc w:val="center"/>
+      </w:pPr>
       <w:r>
         <w:rPr>
           <w:noProof/>
         </w:rPr>
         <w:drawing>
-          <wp:inline distT="0" distB="0" distL="0" distR="0" wp14:anchorId="3BB389C7" wp14:editId="462841F6">
-            <wp:extent cx="5207000" cy="1006395"/>
-            <wp:effectExtent l="0" t="0" r="0" b="3810"/>
+          <wp:inline distT="0" distB="0" distL="0" distR="0" wp14:anchorId="3BB389C7" wp14:editId="64CBAD19">
+            <wp:extent cx="4099228" cy="792288"/>
+            <wp:effectExtent l="0" t="0" r="0" b="8255"/>
             <wp:docPr id="265469902" name="그림 1"/>
             <wp:cNvGraphicFramePr>
               <a:graphicFrameLocks xmlns:a="http://schemas.openxmlformats.org/drawingml/2006/main" noChangeAspect="1"/>
@@ -1524,7 +1521,7 @@
                     <pic:cNvPicPr/>
                   </pic:nvPicPr>
                   <pic:blipFill>
-                    <a:blip r:embed="rId9"/>
+                    <a:blip r:embed="rId11"/>
                     <a:stretch>
                       <a:fillRect/>
                     </a:stretch>
@@ -1532,7 +1529,7 @@
                   <pic:spPr>
                     <a:xfrm>
                       <a:off x="0" y="0"/>
-                      <a:ext cx="5244640" cy="1013670"/>
+                      <a:ext cx="4227799" cy="817138"/>
                     </a:xfrm>
                     <a:prstGeom prst="rect">
                       <a:avLst/>
@@ -1564,26 +1561,16 @@
         <w:wordWrap/>
         <w:autoSpaceDE/>
         <w:autoSpaceDN/>
-        <w:rPr>
-          <w:rFonts w:hint="eastAsia"/>
-        </w:rPr>
-      </w:pPr>
-      <w:r>
-        <w:br w:type="page"/>
-      </w:r>
+      </w:pPr>
     </w:p>
     <w:p>
       <w:pPr>
         <w:jc w:val="center"/>
-        <w:rPr>
-          <w:rFonts w:hint="eastAsia"/>
-        </w:rPr>
       </w:pPr>
       <w:r>
         <w:rPr>
           <w:noProof/>
         </w:rPr>
-        <w:lastRenderedPageBreak/>
         <w:drawing>
           <wp:inline distT="0" distB="0" distL="0" distR="0" wp14:anchorId="6580BEA0" wp14:editId="75890F56">
             <wp:extent cx="4811370" cy="2247900"/>
@@ -1600,7 +1587,7 @@
                     <pic:cNvPicPr/>
                   </pic:nvPicPr>
                   <pic:blipFill>
-                    <a:blip r:embed="rId10"/>
+                    <a:blip r:embed="rId12"/>
                     <a:stretch>
                       <a:fillRect/>
                     </a:stretch>
@@ -1623,6 +1610,17 @@
     </w:p>
     <w:p>
       <w:pPr>
+        <w:widowControl/>
+        <w:wordWrap/>
+        <w:autoSpaceDE/>
+        <w:autoSpaceDN/>
+      </w:pPr>
+      <w:r>
+        <w:br w:type="page"/>
+      </w:r>
+    </w:p>
+    <w:p>
+      <w:pPr>
         <w:pStyle w:val="a6"/>
         <w:numPr>
           <w:ilvl w:val="0"/>
@@ -1640,6 +1638,7 @@
           <w:b/>
           <w:bCs/>
         </w:rPr>
+        <w:lastRenderedPageBreak/>
         <w:t>셀 노드</w:t>
       </w:r>
     </w:p>
@@ -2192,20 +2191,6 @@
     </w:p>
     <w:p>
       <w:pPr>
-        <w:widowControl/>
-        <w:wordWrap/>
-        <w:autoSpaceDE/>
-        <w:autoSpaceDN/>
-        <w:rPr>
-          <w:rFonts w:hint="eastAsia"/>
-        </w:rPr>
-      </w:pPr>
-      <w:r>
-        <w:br w:type="page"/>
-      </w:r>
-    </w:p>
-    <w:p>
-      <w:pPr>
         <w:pStyle w:val="a6"/>
         <w:numPr>
           <w:ilvl w:val="0"/>
@@ -2223,7 +2208,6 @@
           <w:b/>
           <w:bCs/>
         </w:rPr>
-        <w:lastRenderedPageBreak/>
         <w:t>CHG/DSG FET 구동 회로</w:t>
       </w:r>
     </w:p>
@@ -2497,6 +2481,752 @@
         <w:wordWrap/>
         <w:autoSpaceDE/>
         <w:autoSpaceDN/>
+      </w:pPr>
+    </w:p>
+    <w:p>
+      <w:pPr>
+        <w:widowControl/>
+        <w:wordWrap/>
+        <w:autoSpaceDE/>
+        <w:autoSpaceDN/>
+      </w:pPr>
+      <w:r>
+        <w:br w:type="page"/>
+      </w:r>
+    </w:p>
+    <w:p>
+      <w:pPr>
+        <w:pStyle w:val="a6"/>
+        <w:numPr>
+          <w:ilvl w:val="0"/>
+          <w:numId w:val="11"/>
+        </w:numPr>
+        <w:spacing w:line="276" w:lineRule="auto"/>
+        <w:rPr>
+          <w:b/>
+          <w:bCs/>
+        </w:rPr>
+      </w:pPr>
+      <w:r>
+        <w:rPr>
+          <w:rFonts w:hint="eastAsia"/>
+          <w:b/>
+          <w:bCs/>
+        </w:rPr>
+        <w:lastRenderedPageBreak/>
+        <w:t xml:space="preserve">셀 전압 </w:t>
+      </w:r>
+      <w:proofErr w:type="spellStart"/>
+      <w:r>
+        <w:rPr>
+          <w:rFonts w:hint="eastAsia"/>
+          <w:b/>
+          <w:bCs/>
+        </w:rPr>
+        <w:t>밸런싱</w:t>
+      </w:r>
+      <w:proofErr w:type="spellEnd"/>
+    </w:p>
+    <w:p>
+      <w:pPr>
+        <w:pStyle w:val="a6"/>
+        <w:numPr>
+          <w:ilvl w:val="1"/>
+          <w:numId w:val="11"/>
+        </w:numPr>
+        <w:spacing w:line="276" w:lineRule="auto"/>
+        <w:rPr>
+          <w:b/>
+          <w:bCs/>
+        </w:rPr>
+      </w:pPr>
+      <w:r>
+        <w:rPr>
+          <w:rFonts w:hint="eastAsia"/>
+          <w:b/>
+          <w:bCs/>
+        </w:rPr>
+        <w:t>셀간</w:t>
+      </w:r>
+      <w:r>
+        <w:rPr>
+          <w:b/>
+          <w:bCs/>
+        </w:rPr>
+        <w:t xml:space="preserve"> 전압을 동일하게 </w:t>
+      </w:r>
+      <w:proofErr w:type="gramStart"/>
+      <w:r>
+        <w:rPr>
+          <w:b/>
+          <w:bCs/>
+        </w:rPr>
+        <w:t>유지 시키기</w:t>
+      </w:r>
+      <w:proofErr w:type="gramEnd"/>
+      <w:r>
+        <w:rPr>
+          <w:b/>
+          <w:bCs/>
+        </w:rPr>
+        <w:t xml:space="preserve"> 위한 기술</w:t>
+      </w:r>
+    </w:p>
+    <w:p>
+      <w:pPr>
+        <w:pStyle w:val="a6"/>
+        <w:numPr>
+          <w:ilvl w:val="1"/>
+          <w:numId w:val="11"/>
+        </w:numPr>
+        <w:spacing w:line="276" w:lineRule="auto"/>
+        <w:rPr>
+          <w:b/>
+          <w:bCs/>
+        </w:rPr>
+      </w:pPr>
+      <w:r>
+        <w:rPr>
+          <w:rFonts w:hint="eastAsia"/>
+        </w:rPr>
+        <w:t>MCU가 셀 전압을 읽고 CELLBAL1 레지스터 CB 비트를 켜서</w:t>
+      </w:r>
+      <w:r>
+        <w:br/>
+      </w:r>
+      <w:r>
+        <w:rPr>
+          <w:rFonts w:hint="eastAsia"/>
+        </w:rPr>
+        <w:t>높은 셀만 방전시키는 방식</w:t>
+      </w:r>
+    </w:p>
+    <w:p>
+      <w:pPr>
+        <w:pStyle w:val="a6"/>
+        <w:numPr>
+          <w:ilvl w:val="1"/>
+          <w:numId w:val="11"/>
+        </w:numPr>
+        <w:spacing w:line="276" w:lineRule="auto"/>
+        <w:rPr>
+          <w:b/>
+          <w:bCs/>
+        </w:rPr>
+      </w:pPr>
+      <w:r>
+        <w:rPr>
+          <w:rFonts w:hint="eastAsia"/>
+        </w:rPr>
+        <w:t>셀 전압 측정 핀을 이용하여 전류를 방출시켜 밸런스를 맞추는 구조</w:t>
+      </w:r>
+    </w:p>
+    <w:p>
+      <w:pPr>
+        <w:pStyle w:val="a6"/>
+        <w:numPr>
+          <w:ilvl w:val="0"/>
+          <w:numId w:val="11"/>
+        </w:numPr>
+        <w:spacing w:line="276" w:lineRule="auto"/>
+        <w:rPr>
+          <w:b/>
+          <w:bCs/>
+        </w:rPr>
+      </w:pPr>
+      <w:r>
+        <w:rPr>
+          <w:rFonts w:hint="eastAsia"/>
+          <w:b/>
+          <w:bCs/>
+        </w:rPr>
+        <w:t xml:space="preserve">SOC, </w:t>
+      </w:r>
+      <w:r>
+        <w:rPr>
+          <w:b/>
+          <w:bCs/>
+        </w:rPr>
+        <w:t xml:space="preserve">State </w:t>
+      </w:r>
+      <w:proofErr w:type="gramStart"/>
+      <w:r>
+        <w:rPr>
+          <w:b/>
+          <w:bCs/>
+        </w:rPr>
+        <w:t>Of</w:t>
+      </w:r>
+      <w:proofErr w:type="gramEnd"/>
+      <w:r>
+        <w:rPr>
+          <w:b/>
+          <w:bCs/>
+        </w:rPr>
+        <w:t xml:space="preserve"> Charge</w:t>
+      </w:r>
+    </w:p>
+    <w:p>
+      <w:pPr>
+        <w:pStyle w:val="a6"/>
+        <w:numPr>
+          <w:ilvl w:val="1"/>
+          <w:numId w:val="11"/>
+        </w:numPr>
+        <w:spacing w:line="276" w:lineRule="auto"/>
+        <w:rPr>
+          <w:b/>
+          <w:bCs/>
+        </w:rPr>
+      </w:pPr>
+      <w:r>
+        <w:rPr>
+          <w:rFonts w:hint="eastAsia"/>
+          <w:b/>
+          <w:bCs/>
+        </w:rPr>
+        <w:t>배터리의</w:t>
+      </w:r>
+      <w:r>
+        <w:rPr>
+          <w:b/>
+          <w:bCs/>
+        </w:rPr>
+        <w:t xml:space="preserve"> 현재 충전 상태를 나타내는 지표 (배터리 잔량 %)</w:t>
+      </w:r>
+    </w:p>
+    <w:p>
+      <w:pPr>
+        <w:pStyle w:val="a6"/>
+        <w:numPr>
+          <w:ilvl w:val="1"/>
+          <w:numId w:val="11"/>
+        </w:numPr>
+        <w:spacing w:line="276" w:lineRule="auto"/>
+      </w:pPr>
+      <w:r>
+        <w:rPr>
+          <w:rFonts w:hint="eastAsia"/>
+          <w:b/>
+          <w:bCs/>
+        </w:rPr>
+        <w:t>VC1~VC4 핀으로</w:t>
+      </w:r>
+      <w:r>
+        <w:rPr>
+          <w:rFonts w:hint="eastAsia"/>
+        </w:rPr>
+        <w:t xml:space="preserve"> 전압을 측정하고</w:t>
+      </w:r>
+      <w:r>
+        <w:rPr>
+          <w:rFonts w:hint="eastAsia"/>
+        </w:rPr>
+        <w:t>,</w:t>
+      </w:r>
+      <w:r>
+        <w:br/>
+      </w:r>
+      <w:r>
+        <w:rPr>
+          <w:rFonts w:hint="eastAsia"/>
+          <w:b/>
+          <w:bCs/>
+        </w:rPr>
+        <w:t xml:space="preserve">SRP,SRN </w:t>
+      </w:r>
+      <w:r>
+        <w:rPr>
+          <w:rFonts w:hint="eastAsia"/>
+        </w:rPr>
+        <w:t>사이의 전압으로 전류를 측정하여</w:t>
+      </w:r>
+      <w:r>
+        <w:br/>
+      </w:r>
+      <w:r>
+        <w:rPr>
+          <w:rFonts w:hint="eastAsia"/>
+          <w:b/>
+          <w:bCs/>
+        </w:rPr>
+        <w:t>구동 중에는</w:t>
+      </w:r>
+      <w:r>
+        <w:rPr>
+          <w:rFonts w:hint="eastAsia"/>
+        </w:rPr>
+        <w:t xml:space="preserve"> </w:t>
+      </w:r>
+      <w:proofErr w:type="spellStart"/>
+      <w:r>
+        <w:rPr>
+          <w:rFonts w:hint="eastAsia"/>
+        </w:rPr>
+        <w:t>전류×시간을</w:t>
+      </w:r>
+      <w:proofErr w:type="spellEnd"/>
+      <w:r>
+        <w:rPr>
+          <w:rFonts w:hint="eastAsia"/>
+        </w:rPr>
+        <w:t xml:space="preserve"> 누적하는 </w:t>
+      </w:r>
+      <w:r>
+        <w:rPr>
+          <w:rFonts w:hint="eastAsia"/>
+          <w:b/>
+          <w:bCs/>
+        </w:rPr>
+        <w:t>전류 적분법</w:t>
+      </w:r>
+      <w:r>
+        <w:rPr>
+          <w:rFonts w:hint="eastAsia"/>
+        </w:rPr>
+        <w:t>으로 계산하고</w:t>
+      </w:r>
+      <w:r>
+        <w:br/>
+      </w:r>
+      <w:r>
+        <w:rPr>
+          <w:rFonts w:hint="eastAsia"/>
+          <w:b/>
+          <w:bCs/>
+        </w:rPr>
+        <w:t>구동 정지 상태에서는</w:t>
+      </w:r>
+      <w:r>
+        <w:rPr>
+          <w:rFonts w:hint="eastAsia"/>
+        </w:rPr>
+        <w:t xml:space="preserve"> 셀의 전압을 읽어 </w:t>
+      </w:r>
+      <w:r>
+        <w:rPr>
+          <w:rFonts w:hint="eastAsia"/>
+          <w:b/>
+          <w:bCs/>
+        </w:rPr>
+        <w:t>O</w:t>
+      </w:r>
+      <w:r>
+        <w:rPr>
+          <w:rFonts w:hint="eastAsia"/>
+          <w:b/>
+          <w:bCs/>
+        </w:rPr>
+        <w:t>C</w:t>
+      </w:r>
+      <w:r>
+        <w:rPr>
+          <w:rFonts w:hint="eastAsia"/>
+          <w:b/>
+          <w:bCs/>
+        </w:rPr>
+        <w:t>V</w:t>
+      </w:r>
+      <w:r>
+        <w:rPr>
+          <w:rFonts w:hint="eastAsia"/>
+        </w:rPr>
+        <w:t xml:space="preserve"> 방법으로 측정</w:t>
+      </w:r>
+    </w:p>
+    <w:p>
+      <w:pPr>
+        <w:pStyle w:val="a6"/>
+        <w:numPr>
+          <w:ilvl w:val="0"/>
+          <w:numId w:val="11"/>
+        </w:numPr>
+        <w:spacing w:line="276" w:lineRule="auto"/>
+        <w:rPr>
+          <w:b/>
+          <w:bCs/>
+        </w:rPr>
+      </w:pPr>
+      <w:r>
+        <w:rPr>
+          <w:rFonts w:hint="eastAsia"/>
+          <w:b/>
+          <w:bCs/>
+        </w:rPr>
+        <w:t xml:space="preserve">SOH, </w:t>
+      </w:r>
+      <w:r>
+        <w:rPr>
+          <w:b/>
+          <w:bCs/>
+        </w:rPr>
+        <w:t xml:space="preserve">State </w:t>
+      </w:r>
+      <w:proofErr w:type="gramStart"/>
+      <w:r>
+        <w:rPr>
+          <w:b/>
+          <w:bCs/>
+        </w:rPr>
+        <w:t>Of</w:t>
+      </w:r>
+      <w:proofErr w:type="gramEnd"/>
+      <w:r>
+        <w:rPr>
+          <w:b/>
+          <w:bCs/>
+        </w:rPr>
+        <w:t xml:space="preserve"> Health</w:t>
+      </w:r>
+    </w:p>
+    <w:p>
+      <w:pPr>
+        <w:pStyle w:val="a6"/>
+        <w:numPr>
+          <w:ilvl w:val="1"/>
+          <w:numId w:val="11"/>
+        </w:numPr>
+        <w:spacing w:line="276" w:lineRule="auto"/>
+        <w:rPr>
+          <w:b/>
+          <w:bCs/>
+        </w:rPr>
+      </w:pPr>
+      <w:r>
+        <w:rPr>
+          <w:rFonts w:hint="eastAsia"/>
+          <w:b/>
+          <w:bCs/>
+        </w:rPr>
+        <w:t>현재</w:t>
+      </w:r>
+      <w:r>
+        <w:rPr>
+          <w:b/>
+          <w:bCs/>
+        </w:rPr>
+        <w:t xml:space="preserve"> 배터리의 성능이 얼마나 남아 있는지를 %로 표현</w:t>
+      </w:r>
+    </w:p>
+    <w:p>
+      <w:pPr>
+        <w:pStyle w:val="a6"/>
+        <w:numPr>
+          <w:ilvl w:val="1"/>
+          <w:numId w:val="11"/>
+        </w:numPr>
+        <w:spacing w:line="276" w:lineRule="auto"/>
+      </w:pPr>
+      <w:r>
+        <w:rPr>
+          <w:b/>
+          <w:bCs/>
+        </w:rPr>
+        <w:t>내부저항 증가</w:t>
+      </w:r>
+      <w:r>
+        <w:rPr>
+          <w:rFonts w:hint="eastAsia"/>
+          <w:b/>
+          <w:bCs/>
+        </w:rPr>
+        <w:t>:</w:t>
+      </w:r>
+      <w:r>
+        <w:rPr>
+          <w:rFonts w:hint="eastAsia"/>
+        </w:rPr>
+        <w:t xml:space="preserve"> </w:t>
+      </w:r>
+      <w:r>
+        <w:t>배터리가 노화되면 내부저항이 증가</w:t>
+      </w:r>
+    </w:p>
+    <w:p>
+      <w:pPr>
+        <w:pStyle w:val="a6"/>
+        <w:numPr>
+          <w:ilvl w:val="1"/>
+          <w:numId w:val="11"/>
+        </w:numPr>
+        <w:spacing w:line="276" w:lineRule="auto"/>
+      </w:pPr>
+      <w:r>
+        <w:rPr>
+          <w:rFonts w:hint="eastAsia"/>
+          <w:b/>
+          <w:bCs/>
+        </w:rPr>
+        <w:t xml:space="preserve">사이클 수명: </w:t>
+      </w:r>
+      <w:r>
+        <w:rPr>
+          <w:rFonts w:hint="eastAsia"/>
+        </w:rPr>
+        <w:t xml:space="preserve">배터리를 몇 번 </w:t>
+      </w:r>
+      <w:proofErr w:type="spellStart"/>
+      <w:r>
+        <w:rPr>
+          <w:rFonts w:hint="eastAsia"/>
+        </w:rPr>
+        <w:t>충방전했는지를</w:t>
+      </w:r>
+      <w:proofErr w:type="spellEnd"/>
+      <w:r>
+        <w:rPr>
+          <w:rFonts w:hint="eastAsia"/>
+        </w:rPr>
+        <w:t xml:space="preserve"> 기준으로 보는 방법</w:t>
+      </w:r>
+    </w:p>
+    <w:p>
+      <w:pPr>
+        <w:pStyle w:val="a6"/>
+        <w:numPr>
+          <w:ilvl w:val="1"/>
+          <w:numId w:val="11"/>
+        </w:numPr>
+        <w:spacing w:line="276" w:lineRule="auto"/>
+      </w:pPr>
+      <w:r>
+        <w:rPr>
+          <w:rFonts w:hint="eastAsia"/>
+          <w:b/>
+          <w:bCs/>
+        </w:rPr>
+        <w:t>캘린더 수명:</w:t>
+      </w:r>
+      <w:r>
+        <w:rPr>
+          <w:rFonts w:hint="eastAsia"/>
+        </w:rPr>
+        <w:t xml:space="preserve"> 사용하지 않고 보관만 해도 진행되는 노화</w:t>
+      </w:r>
+    </w:p>
+    <w:p>
+      <w:pPr>
+        <w:pStyle w:val="a6"/>
+        <w:numPr>
+          <w:ilvl w:val="1"/>
+          <w:numId w:val="11"/>
+        </w:numPr>
+        <w:spacing w:line="276" w:lineRule="auto"/>
+      </w:pPr>
+      <w:r>
+        <w:rPr>
+          <w:rFonts w:hint="eastAsia"/>
+          <w:b/>
+          <w:bCs/>
+        </w:rPr>
+        <w:t>측정 방법</w:t>
+      </w:r>
+    </w:p>
+    <w:p>
+      <w:pPr>
+        <w:pStyle w:val="a6"/>
+        <w:numPr>
+          <w:ilvl w:val="2"/>
+          <w:numId w:val="11"/>
+        </w:numPr>
+        <w:spacing w:line="276" w:lineRule="auto"/>
+      </w:pPr>
+      <w:r>
+        <w:rPr>
+          <w:rFonts w:hint="eastAsia"/>
+          <w:b/>
+          <w:bCs/>
+        </w:rPr>
+        <w:t>용량 기반 SOH 추정</w:t>
+      </w:r>
+    </w:p>
+    <w:p>
+      <w:pPr>
+        <w:pStyle w:val="a6"/>
+        <w:numPr>
+          <w:ilvl w:val="3"/>
+          <w:numId w:val="11"/>
+        </w:numPr>
+        <w:spacing w:line="276" w:lineRule="auto"/>
+      </w:pPr>
+      <w:r>
+        <w:rPr>
+          <w:rFonts w:hint="eastAsia"/>
+          <w:b/>
+          <w:bCs/>
+        </w:rPr>
+        <w:t xml:space="preserve">실제로 방전을 시키면서 비교 </w:t>
+      </w:r>
+    </w:p>
+    <w:p>
+      <w:pPr>
+        <w:pStyle w:val="a6"/>
+        <w:numPr>
+          <w:ilvl w:val="3"/>
+          <w:numId w:val="11"/>
+        </w:numPr>
+        <w:spacing w:line="276" w:lineRule="auto"/>
+      </w:pPr>
+      <w:r>
+        <w:t>정격 용량 = 5000mAh</w:t>
+      </w:r>
+      <w:r>
+        <w:br/>
+        <w:t>실제 방전 가능 용량 = 4300mAh</w:t>
+      </w:r>
+    </w:p>
+    <w:p>
+      <w:pPr>
+        <w:pStyle w:val="a6"/>
+        <w:numPr>
+          <w:ilvl w:val="2"/>
+          <w:numId w:val="11"/>
+        </w:numPr>
+        <w:spacing w:line="276" w:lineRule="auto"/>
+      </w:pPr>
+      <w:r>
+        <w:rPr>
+          <w:rFonts w:hint="eastAsia"/>
+          <w:b/>
+          <w:bCs/>
+        </w:rPr>
+        <w:t>내부저항 기반 SOH 추정</w:t>
+      </w:r>
+    </w:p>
+    <w:p>
+      <w:pPr>
+        <w:pStyle w:val="a6"/>
+        <w:numPr>
+          <w:ilvl w:val="3"/>
+          <w:numId w:val="11"/>
+        </w:numPr>
+        <w:spacing w:line="276" w:lineRule="auto"/>
+      </w:pPr>
+      <w:r>
+        <w:rPr>
+          <w:rFonts w:hint="eastAsia"/>
+          <w:b/>
+          <w:bCs/>
+        </w:rPr>
+        <w:t>같은 전류를 흘렸을 때 전압 강하</w:t>
+      </w:r>
+    </w:p>
+    <w:p>
+      <w:pPr>
+        <w:pStyle w:val="a6"/>
+        <w:numPr>
+          <w:ilvl w:val="2"/>
+          <w:numId w:val="11"/>
+        </w:numPr>
+        <w:spacing w:line="276" w:lineRule="auto"/>
+      </w:pPr>
+      <w:r>
+        <w:rPr>
+          <w:rFonts w:hint="eastAsia"/>
+          <w:b/>
+          <w:bCs/>
+        </w:rPr>
+        <w:t>구간 용량 SOH 추정</w:t>
+      </w:r>
+    </w:p>
+    <w:p>
+      <w:pPr>
+        <w:pStyle w:val="a6"/>
+        <w:numPr>
+          <w:ilvl w:val="3"/>
+          <w:numId w:val="11"/>
+        </w:numPr>
+        <w:spacing w:line="276" w:lineRule="auto"/>
+      </w:pPr>
+      <w:r>
+        <w:rPr>
+          <w:rFonts w:hint="eastAsia"/>
+          <w:b/>
+          <w:bCs/>
+        </w:rPr>
+        <w:t>MCU를 이용하여 누적 사이클 수 기록</w:t>
+      </w:r>
+    </w:p>
+    <w:p>
+      <w:pPr>
+        <w:pStyle w:val="a6"/>
+        <w:numPr>
+          <w:ilvl w:val="2"/>
+          <w:numId w:val="11"/>
+        </w:numPr>
+        <w:spacing w:line="276" w:lineRule="auto"/>
+      </w:pPr>
+      <w:r>
+        <w:rPr>
+          <w:rFonts w:hint="eastAsia"/>
+          <w:b/>
+          <w:bCs/>
+        </w:rPr>
+        <w:t xml:space="preserve">CEDV </w:t>
+      </w:r>
+      <w:proofErr w:type="spellStart"/>
+      <w:r>
+        <w:rPr>
+          <w:rFonts w:hint="eastAsia"/>
+          <w:b/>
+          <w:bCs/>
+        </w:rPr>
+        <w:t>추정법</w:t>
+      </w:r>
+      <w:proofErr w:type="spellEnd"/>
+    </w:p>
+    <w:p>
+      <w:pPr>
+        <w:pStyle w:val="a6"/>
+        <w:numPr>
+          <w:ilvl w:val="3"/>
+          <w:numId w:val="11"/>
+        </w:numPr>
+        <w:spacing w:line="276" w:lineRule="auto"/>
+      </w:pPr>
+      <w:r>
+        <w:rPr>
+          <w:rFonts w:hint="eastAsia"/>
+          <w:b/>
+          <w:bCs/>
+        </w:rPr>
+        <w:t>특정 전압 구간에서 사용한 용량을 보고 추정</w:t>
+      </w:r>
+    </w:p>
+    <w:p>
+      <w:pPr>
+        <w:pStyle w:val="a6"/>
+        <w:numPr>
+          <w:ilvl w:val="4"/>
+          <w:numId w:val="11"/>
+        </w:numPr>
+        <w:spacing w:line="276" w:lineRule="auto"/>
+      </w:pPr>
+      <w:r>
+        <w:t>4.10V → 3.90V 구간에서 1200mAh 사용</w:t>
+      </w:r>
+    </w:p>
+    <w:p>
+      <w:pPr>
+        <w:pStyle w:val="a6"/>
+        <w:numPr>
+          <w:ilvl w:val="4"/>
+          <w:numId w:val="11"/>
+        </w:numPr>
+        <w:spacing w:line="276" w:lineRule="auto"/>
+      </w:pPr>
+      <w:r>
+        <w:t>4.10V → 3.90V 구간에서 950mAh 사용</w:t>
+      </w:r>
+    </w:p>
+    <w:p>
+      <w:pPr>
+        <w:pStyle w:val="a6"/>
+        <w:numPr>
+          <w:ilvl w:val="2"/>
+          <w:numId w:val="11"/>
+        </w:numPr>
+        <w:spacing w:line="276" w:lineRule="auto"/>
       </w:pPr>
       <w:r>
         <w:br w:type="page"/>
@@ -2958,7 +3688,10 @@
               <w:t xml:space="preserve">, </w:t>
             </w:r>
             <w:r>
-              <w:t>셀의 전압을 측정하는 주기</w:t>
+              <w:rPr>
+                <w:rFonts w:hint="eastAsia"/>
+              </w:rPr>
+              <w:t>해당 셀의 방전 Enable</w:t>
             </w:r>
           </w:p>
         </w:tc>
@@ -4050,7 +4783,6 @@
       <w:pPr>
         <w:pStyle w:val="1"/>
         <w:rPr>
-          <w:rFonts w:hint="eastAsia"/>
           <w:b/>
           <w:bCs/>
         </w:rPr>
@@ -4065,7 +4797,180 @@
         <w:t>Buck과 LDO 차이</w:t>
       </w:r>
     </w:p>
-    <w:p/>
+    <w:p>
+      <w:pPr>
+        <w:pStyle w:val="a6"/>
+        <w:numPr>
+          <w:ilvl w:val="0"/>
+          <w:numId w:val="8"/>
+        </w:numPr>
+        <w:spacing w:line="276" w:lineRule="auto"/>
+        <w:rPr>
+          <w:b/>
+          <w:bCs/>
+        </w:rPr>
+      </w:pPr>
+      <w:r>
+        <w:rPr>
+          <w:b/>
+          <w:bCs/>
+        </w:rPr>
+        <w:t xml:space="preserve">Buck = </w:t>
+      </w:r>
+      <w:proofErr w:type="spellStart"/>
+      <w:r>
+        <w:rPr>
+          <w:b/>
+          <w:bCs/>
+        </w:rPr>
+        <w:t>스위칭</w:t>
+      </w:r>
+      <w:proofErr w:type="spellEnd"/>
+      <w:r>
+        <w:rPr>
+          <w:b/>
+          <w:bCs/>
+        </w:rPr>
+        <w:t xml:space="preserve"> 방식으로 전압을 낮춤</w:t>
+      </w:r>
+    </w:p>
+    <w:p>
+      <w:pPr>
+        <w:pStyle w:val="a6"/>
+        <w:numPr>
+          <w:ilvl w:val="1"/>
+          <w:numId w:val="8"/>
+        </w:numPr>
+        <w:spacing w:line="276" w:lineRule="auto"/>
+        <w:rPr>
+          <w:b/>
+          <w:bCs/>
+        </w:rPr>
+      </w:pPr>
+      <w:r>
+        <w:rPr>
+          <w:b/>
+          <w:bCs/>
+        </w:rPr>
+        <w:t xml:space="preserve">스위치를 빠르게 ON/OFF하면서 </w:t>
+      </w:r>
+      <w:r>
+        <w:rPr>
+          <w:b/>
+          <w:bCs/>
+        </w:rPr>
+        <w:br/>
+        <w:t xml:space="preserve">인덕터와 </w:t>
+      </w:r>
+      <w:proofErr w:type="spellStart"/>
+      <w:r>
+        <w:rPr>
+          <w:b/>
+          <w:bCs/>
+        </w:rPr>
+        <w:t>커패시터로</w:t>
+      </w:r>
+      <w:proofErr w:type="spellEnd"/>
+      <w:r>
+        <w:rPr>
+          <w:b/>
+          <w:bCs/>
+        </w:rPr>
+        <w:t xml:space="preserve"> 평균 전압을 만드는 회로</w:t>
+      </w:r>
+    </w:p>
+    <w:p>
+      <w:pPr>
+        <w:pStyle w:val="a6"/>
+        <w:numPr>
+          <w:ilvl w:val="1"/>
+          <w:numId w:val="8"/>
+        </w:numPr>
+        <w:spacing w:line="276" w:lineRule="auto"/>
+        <w:rPr>
+          <w:b/>
+          <w:bCs/>
+        </w:rPr>
+      </w:pPr>
+      <w:r>
+        <w:rPr>
+          <w:b/>
+          <w:bCs/>
+        </w:rPr>
+        <w:t>효율 좋고 발열 적지만 노이즈가 있음</w:t>
+      </w:r>
+    </w:p>
+    <w:p>
+      <w:pPr>
+        <w:pStyle w:val="a6"/>
+        <w:numPr>
+          <w:ilvl w:val="0"/>
+          <w:numId w:val="8"/>
+        </w:numPr>
+        <w:spacing w:line="276" w:lineRule="auto"/>
+        <w:rPr>
+          <w:b/>
+          <w:bCs/>
+        </w:rPr>
+      </w:pPr>
+      <w:r>
+        <w:rPr>
+          <w:b/>
+          <w:bCs/>
+        </w:rPr>
+        <w:t>LDO = 남는 전압을 열로 버리면서 전압을 낮춤</w:t>
+      </w:r>
+    </w:p>
+    <w:p>
+      <w:pPr>
+        <w:pStyle w:val="a6"/>
+        <w:numPr>
+          <w:ilvl w:val="1"/>
+          <w:numId w:val="8"/>
+        </w:numPr>
+        <w:spacing w:line="276" w:lineRule="auto"/>
+        <w:rPr>
+          <w:b/>
+          <w:bCs/>
+        </w:rPr>
+      </w:pPr>
+      <w:r>
+        <w:rPr>
+          <w:b/>
+          <w:bCs/>
+        </w:rPr>
+        <w:t>입력과 출력 사이에 있는 내부 트랜지스터를</w:t>
+      </w:r>
+      <w:r>
+        <w:rPr>
+          <w:b/>
+          <w:bCs/>
+        </w:rPr>
+        <w:br/>
+        <w:t>가변 저항처럼 조절해서 원하는 전압을 출력하는 회로</w:t>
+      </w:r>
+    </w:p>
+    <w:p>
+      <w:pPr>
+        <w:pStyle w:val="a6"/>
+        <w:numPr>
+          <w:ilvl w:val="1"/>
+          <w:numId w:val="8"/>
+        </w:numPr>
+        <w:spacing w:line="276" w:lineRule="auto"/>
+        <w:rPr>
+          <w:b/>
+          <w:bCs/>
+        </w:rPr>
+      </w:pPr>
+      <w:r>
+        <w:rPr>
+          <w:b/>
+          <w:bCs/>
+        </w:rPr>
+        <w:t>회로 단순하고 노이즈 적지만 열이 많이 날 수 있음</w:t>
+      </w:r>
+    </w:p>
     <w:p>
       <w:pPr>
         <w:widowControl/>
@@ -4073,29 +4978,17 @@
         <w:autoSpaceDE/>
         <w:autoSpaceDN/>
         <w:rPr>
-          <w:rFonts w:hint="eastAsia"/>
-        </w:rPr>
-      </w:pPr>
-      <w:r>
-        <w:br w:type="page"/>
-      </w:r>
-    </w:p>
-    <w:p>
-      <w:pPr>
-        <w:pStyle w:val="1"/>
-        <w:rPr>
-          <w:b/>
-          <w:bCs/>
-        </w:rPr>
-      </w:pPr>
-      <w:r>
-        <w:rPr>
-          <w:rFonts w:hint="eastAsia"/>
-          <w:b/>
-          <w:bCs/>
-        </w:rPr>
-        <w:lastRenderedPageBreak/>
-        <w:t>비동기식/동기식 Buck</w:t>
+          <w:b/>
+          <w:bCs/>
+        </w:rPr>
+      </w:pPr>
+      <w:r>
+        <w:rPr>
+          <w:rFonts w:hint="eastAsia"/>
+          <w:b/>
+          <w:bCs/>
+        </w:rPr>
+        <w:t>가장 큰 차이점은 발열 계산 (손실 전력)</w:t>
       </w:r>
     </w:p>
     <w:p>
@@ -4104,7 +4997,111 @@
         <w:wordWrap/>
         <w:autoSpaceDE/>
         <w:autoSpaceDN/>
-      </w:pPr>
+        <w:rPr>
+          <w:b/>
+          <w:bCs/>
+        </w:rPr>
+      </w:pPr>
+      <w:r>
+        <w:rPr>
+          <w:rFonts w:hint="eastAsia"/>
+          <w:b/>
+          <w:bCs/>
+        </w:rPr>
+        <w:t xml:space="preserve">Buck의 발열 계산법 </w:t>
+      </w:r>
+    </w:p>
+    <w:p>
+      <w:pPr>
+        <w:pStyle w:val="a6"/>
+        <w:widowControl/>
+        <w:numPr>
+          <w:ilvl w:val="0"/>
+          <w:numId w:val="9"/>
+        </w:numPr>
+        <w:wordWrap/>
+        <w:autoSpaceDE/>
+        <w:autoSpaceDN/>
+      </w:pPr>
+      <w:r>
+        <w:rPr>
+          <w:rFonts w:hint="eastAsia"/>
+        </w:rPr>
+        <w:t xml:space="preserve">손실 전력 = 입력 전력 </w:t>
+      </w:r>
+      <w:r>
+        <w:t>–</w:t>
+      </w:r>
+      <w:r>
+        <w:rPr>
+          <w:rFonts w:hint="eastAsia"/>
+        </w:rPr>
+        <w:t xml:space="preserve"> 출력 전력</w:t>
+      </w:r>
+      <w:r>
+        <w:br/>
+      </w:r>
+      <w:r>
+        <w:rPr>
+          <w:rFonts w:hint="eastAsia"/>
+        </w:rPr>
+        <w:t xml:space="preserve">          = 입력 전력(=출력 전력/효율) </w:t>
+      </w:r>
+      <w:r>
+        <w:t>–</w:t>
+      </w:r>
+      <w:r>
+        <w:rPr>
+          <w:rFonts w:hint="eastAsia"/>
+        </w:rPr>
+        <w:t xml:space="preserve"> 출력 전력</w:t>
+      </w:r>
+    </w:p>
+    <w:p>
+      <w:pPr>
+        <w:pStyle w:val="a6"/>
+        <w:widowControl/>
+        <w:numPr>
+          <w:ilvl w:val="0"/>
+          <w:numId w:val="9"/>
+        </w:numPr>
+        <w:wordWrap/>
+        <w:autoSpaceDE/>
+        <w:autoSpaceDN/>
+      </w:pPr>
+      <w:r>
+        <w:t xml:space="preserve">온도 상승[°C] = 손실 전력[W] × </w:t>
+      </w:r>
+      <w:proofErr w:type="spellStart"/>
+      <w:r>
+        <w:t>열저항</w:t>
+      </w:r>
+      <w:proofErr w:type="spellEnd"/>
+      <w:r>
+        <w:t>[°C/W]</w:t>
+      </w:r>
+      <w:r>
+        <w:rPr>
+          <w:rFonts w:hint="eastAsia"/>
+        </w:rPr>
+        <w:t xml:space="preserve"> </w:t>
+      </w:r>
+    </w:p>
+    <w:p>
+      <w:pPr>
+        <w:pStyle w:val="a6"/>
+        <w:widowControl/>
+        <w:numPr>
+          <w:ilvl w:val="0"/>
+          <w:numId w:val="9"/>
+        </w:numPr>
+        <w:wordWrap/>
+        <w:autoSpaceDE/>
+        <w:autoSpaceDN/>
+      </w:pPr>
+      <w:r>
+        <w:t>접합 온도 TJ[°C] = 주변 온도 TA[°C] + 온도 상승[°C]</w:t>
+      </w:r>
     </w:p>
     <w:p>
       <w:pPr>
@@ -4113,20 +5110,1271 @@
         <w:autoSpaceDE/>
         <w:autoSpaceDN/>
         <w:rPr>
-          <w:rFonts w:asciiTheme="majorHAnsi" w:eastAsiaTheme="majorEastAsia" w:hAnsiTheme="majorHAnsi" w:cstheme="majorBidi"/>
-          <w:b/>
-          <w:bCs/>
-          <w:color w:val="000000" w:themeColor="text1"/>
-          <w:sz w:val="32"/>
-          <w:szCs w:val="32"/>
-        </w:rPr>
-      </w:pPr>
-      <w:r>
-        <w:rPr>
-          <w:b/>
-          <w:bCs/>
-        </w:rPr>
+          <w:b/>
+          <w:bCs/>
+        </w:rPr>
+      </w:pPr>
+      <w:r>
+        <w:rPr>
+          <w:rFonts w:hint="eastAsia"/>
+          <w:b/>
+          <w:bCs/>
+        </w:rPr>
+        <w:t>LDO의 발열 계산법</w:t>
+      </w:r>
+    </w:p>
+    <w:p>
+      <w:pPr>
+        <w:pStyle w:val="a6"/>
+        <w:widowControl/>
+        <w:numPr>
+          <w:ilvl w:val="0"/>
+          <w:numId w:val="9"/>
+        </w:numPr>
+        <w:wordWrap/>
+        <w:autoSpaceDE/>
+        <w:autoSpaceDN/>
+      </w:pPr>
+      <w:r>
+        <w:rPr>
+          <w:rFonts w:hint="eastAsia"/>
+        </w:rPr>
+        <w:t xml:space="preserve">손실 전력 = 입력 전력 </w:t>
+      </w:r>
+      <w:r>
+        <w:t>–</w:t>
+      </w:r>
+      <w:r>
+        <w:rPr>
+          <w:rFonts w:hint="eastAsia"/>
+        </w:rPr>
+        <w:t xml:space="preserve"> 출력전력</w:t>
+      </w:r>
+      <w:r>
+        <w:br/>
+      </w:r>
+      <w:r>
+        <w:rPr>
+          <w:rFonts w:hint="eastAsia"/>
+        </w:rPr>
+        <w:t xml:space="preserve">          = 입력 전력(=입력 </w:t>
+      </w:r>
+      <w:proofErr w:type="spellStart"/>
+      <w:r>
+        <w:rPr>
+          <w:rFonts w:hint="eastAsia"/>
+        </w:rPr>
+        <w:t>전압×출력</w:t>
+      </w:r>
+      <w:proofErr w:type="spellEnd"/>
+      <w:r>
+        <w:rPr>
+          <w:rFonts w:hint="eastAsia"/>
+        </w:rPr>
+        <w:t xml:space="preserve"> 전류) </w:t>
+      </w:r>
+      <w:r>
+        <w:t>–</w:t>
+      </w:r>
+      <w:r>
+        <w:rPr>
+          <w:rFonts w:hint="eastAsia"/>
+        </w:rPr>
+        <w:t xml:space="preserve"> 출력 전력</w:t>
+      </w:r>
+    </w:p>
+    <w:p>
+      <w:pPr>
+        <w:pStyle w:val="a6"/>
+        <w:widowControl/>
+        <w:numPr>
+          <w:ilvl w:val="0"/>
+          <w:numId w:val="9"/>
+        </w:numPr>
+        <w:wordWrap/>
+        <w:autoSpaceDE/>
+        <w:autoSpaceDN/>
+      </w:pPr>
+      <w:r>
+        <w:t xml:space="preserve">온도 상승[°C] = 손실 전력[W] × </w:t>
+      </w:r>
+      <w:proofErr w:type="spellStart"/>
+      <w:r>
+        <w:t>열저항</w:t>
+      </w:r>
+      <w:proofErr w:type="spellEnd"/>
+      <w:r>
+        <w:t>[°C/W]</w:t>
+      </w:r>
+      <w:r>
+        <w:rPr>
+          <w:rFonts w:hint="eastAsia"/>
+        </w:rPr>
+        <w:t xml:space="preserve"> </w:t>
+      </w:r>
+    </w:p>
+    <w:p>
+      <w:pPr>
+        <w:pStyle w:val="a6"/>
+        <w:widowControl/>
+        <w:numPr>
+          <w:ilvl w:val="0"/>
+          <w:numId w:val="9"/>
+        </w:numPr>
+        <w:wordWrap/>
+        <w:autoSpaceDE/>
+        <w:autoSpaceDN/>
+      </w:pPr>
+      <w:r>
+        <w:t>접합 온도 TJ[°C] = 주변 온도 TA[°C] + 온도 상승[°C]</w:t>
+      </w:r>
+    </w:p>
+    <w:p>
+      <w:pPr>
+        <w:widowControl/>
+        <w:wordWrap/>
+        <w:autoSpaceDE/>
+        <w:autoSpaceDN/>
+        <w:rPr>
+          <w:rFonts w:hint="eastAsia"/>
+        </w:rPr>
+      </w:pPr>
+      <w:r>
         <w:br w:type="page"/>
+      </w:r>
+    </w:p>
+    <w:p>
+      <w:pPr>
+        <w:pStyle w:val="1"/>
+        <w:rPr>
+          <w:b/>
+          <w:bCs/>
+        </w:rPr>
+      </w:pPr>
+      <w:r>
+        <w:rPr>
+          <w:rFonts w:hint="eastAsia"/>
+          <w:b/>
+          <w:bCs/>
+        </w:rPr>
+        <w:lastRenderedPageBreak/>
+        <w:t>비동기식/동기식 Buck</w:t>
+      </w:r>
+    </w:p>
+    <w:p>
+      <w:pPr>
+        <w:widowControl/>
+        <w:wordWrap/>
+        <w:autoSpaceDE/>
+        <w:autoSpaceDN/>
+        <w:rPr>
+          <w:b/>
+          <w:bCs/>
+        </w:rPr>
+      </w:pPr>
+      <w:r>
+        <w:t xml:space="preserve">Buck Converter는 </w:t>
+      </w:r>
+      <w:r>
+        <w:rPr>
+          <w:b/>
+          <w:bCs/>
+        </w:rPr>
+        <w:t>높은 DC 전압을 낮은 DC 전압으로 변환하는 강압형 DC-DC 컨버터</w:t>
+      </w:r>
+    </w:p>
+    <w:p>
+      <w:pPr>
+        <w:pStyle w:val="a6"/>
+        <w:widowControl/>
+        <w:numPr>
+          <w:ilvl w:val="0"/>
+          <w:numId w:val="7"/>
+        </w:numPr>
+        <w:wordWrap/>
+        <w:autoSpaceDE/>
+        <w:autoSpaceDN/>
+        <w:rPr>
+          <w:b/>
+          <w:bCs/>
+        </w:rPr>
+      </w:pPr>
+      <w:r>
+        <w:rPr>
+          <w:rFonts w:hint="eastAsia"/>
+          <w:b/>
+          <w:bCs/>
+        </w:rPr>
+        <w:t>비동기식 Buck</w:t>
+      </w:r>
+    </w:p>
+    <w:p>
+      <w:pPr>
+        <w:pStyle w:val="a6"/>
+        <w:widowControl/>
+        <w:numPr>
+          <w:ilvl w:val="1"/>
+          <w:numId w:val="7"/>
+        </w:numPr>
+        <w:wordWrap/>
+        <w:autoSpaceDE/>
+        <w:autoSpaceDN/>
+        <w:rPr>
+          <w:b/>
+          <w:bCs/>
+        </w:rPr>
+      </w:pPr>
+      <w:r>
+        <w:rPr>
+          <w:b/>
+          <w:bCs/>
+        </w:rPr>
+        <w:t>High-side 스위치가 꺼졌을 때</w:t>
+      </w:r>
+      <w:r>
+        <w:rPr>
+          <w:rFonts w:hint="eastAsia"/>
+          <w:b/>
+          <w:bCs/>
+        </w:rPr>
+        <w:t>,</w:t>
+      </w:r>
+      <w:r>
+        <w:rPr>
+          <w:b/>
+          <w:bCs/>
+        </w:rPr>
+        <w:br/>
+        <w:t>인덕터 전류가 다이오드를 통해 흐르는 구조</w:t>
+      </w:r>
+    </w:p>
+    <w:p>
+      <w:pPr>
+        <w:pStyle w:val="a6"/>
+        <w:widowControl/>
+        <w:numPr>
+          <w:ilvl w:val="1"/>
+          <w:numId w:val="7"/>
+        </w:numPr>
+        <w:wordWrap/>
+        <w:autoSpaceDE/>
+        <w:autoSpaceDN/>
+        <w:rPr>
+          <w:b/>
+          <w:bCs/>
+        </w:rPr>
+      </w:pPr>
+      <w:r>
+        <w:rPr>
+          <w:b/>
+          <w:bCs/>
+        </w:rPr>
+        <w:t>다이오드가 도통할 때 전압 강하가</w:t>
+      </w:r>
+      <w:r>
+        <w:rPr>
+          <w:rFonts w:hint="eastAsia"/>
+          <w:b/>
+          <w:bCs/>
+        </w:rPr>
+        <w:t xml:space="preserve"> 발생하면서 발열</w:t>
+      </w:r>
+    </w:p>
+    <w:p>
+      <w:pPr>
+        <w:pStyle w:val="a6"/>
+        <w:widowControl/>
+        <w:numPr>
+          <w:ilvl w:val="0"/>
+          <w:numId w:val="7"/>
+        </w:numPr>
+        <w:wordWrap/>
+        <w:autoSpaceDE/>
+        <w:autoSpaceDN/>
+        <w:rPr>
+          <w:b/>
+          <w:bCs/>
+        </w:rPr>
+      </w:pPr>
+      <w:r>
+        <w:rPr>
+          <w:rFonts w:hint="eastAsia"/>
+          <w:b/>
+          <w:bCs/>
+        </w:rPr>
+        <w:t>동기식 Buck</w:t>
+      </w:r>
+    </w:p>
+    <w:p>
+      <w:pPr>
+        <w:pStyle w:val="a6"/>
+        <w:widowControl/>
+        <w:numPr>
+          <w:ilvl w:val="1"/>
+          <w:numId w:val="7"/>
+        </w:numPr>
+        <w:wordWrap/>
+        <w:autoSpaceDE/>
+        <w:autoSpaceDN/>
+        <w:rPr>
+          <w:b/>
+          <w:bCs/>
+        </w:rPr>
+      </w:pPr>
+      <w:r>
+        <w:rPr>
+          <w:b/>
+          <w:bCs/>
+        </w:rPr>
+        <w:t>High-side 스위치가 꺼졌을 때</w:t>
+      </w:r>
+      <w:r>
+        <w:rPr>
+          <w:rFonts w:hint="eastAsia"/>
+          <w:b/>
+          <w:bCs/>
+        </w:rPr>
+        <w:t>,</w:t>
+      </w:r>
+      <w:r>
+        <w:rPr>
+          <w:b/>
+          <w:bCs/>
+        </w:rPr>
+        <w:br/>
+        <w:t>전류를 다이오드가 아니라 Low-side MOSFET으로 흘리는 구조</w:t>
+      </w:r>
+    </w:p>
+    <w:p>
+      <w:pPr>
+        <w:pStyle w:val="a6"/>
+        <w:widowControl/>
+        <w:numPr>
+          <w:ilvl w:val="1"/>
+          <w:numId w:val="7"/>
+        </w:numPr>
+        <w:wordWrap/>
+        <w:autoSpaceDE/>
+        <w:autoSpaceDN/>
+        <w:rPr>
+          <w:rFonts w:hint="eastAsia"/>
+          <w:b/>
+          <w:bCs/>
+        </w:rPr>
+      </w:pPr>
+      <w:r>
+        <w:rPr>
+          <w:b/>
+          <w:bCs/>
+        </w:rPr>
+        <w:t>Low-side MOSFET으로 손실 감소</w:t>
+      </w:r>
+    </w:p>
+    <w:p>
+      <w:pPr>
+        <w:rPr>
+          <w:rFonts w:hint="eastAsia"/>
+          <w:b/>
+          <w:bCs/>
+        </w:rPr>
+      </w:pPr>
+      <w:r>
+        <w:rPr>
+          <w:b/>
+          <w:bCs/>
+        </w:rPr>
+        <w:t>표준 보드 기준으로 전체 손실을 전부 IC에 몰아넣은 계산</w:t>
+      </w:r>
+      <w:r>
+        <w:rPr>
+          <w:rFonts w:hint="eastAsia"/>
+          <w:b/>
+          <w:bCs/>
+        </w:rPr>
+        <w:t xml:space="preserve"> (최악 조건)</w:t>
+      </w:r>
+    </w:p>
+    <w:p>
+      <w:pPr>
+        <w:ind w:left="440"/>
+        <w:rPr>
+          <w:rFonts w:hint="eastAsia"/>
+          <w:b/>
+          <w:bCs/>
+        </w:rPr>
+      </w:pPr>
+      <w:r>
+        <w:rPr>
+          <w:b/>
+          <w:bCs/>
+        </w:rPr>
+        <w:t>TPS54560 (5A Buck</w:t>
+      </w:r>
+      <w:proofErr w:type="gramStart"/>
+      <w:r>
+        <w:rPr>
+          <w:b/>
+          <w:bCs/>
+        </w:rPr>
+        <w:t>) :</w:t>
+      </w:r>
+      <w:proofErr w:type="gramEnd"/>
+      <w:r>
+        <w:rPr>
+          <w:b/>
+          <w:bCs/>
+        </w:rPr>
+        <w:t xml:space="preserve"> 비동기 Buck Converter</w:t>
+      </w:r>
+      <w:r>
+        <w:rPr>
+          <w:b/>
+          <w:bCs/>
+          <w:noProof/>
+        </w:rPr>
+        <w:drawing>
+          <wp:anchor distT="0" distB="0" distL="114300" distR="114300" simplePos="0" relativeHeight="251663360" behindDoc="0" locked="0" layoutInCell="1" allowOverlap="1" wp14:anchorId="41D441FA" wp14:editId="06F3EF50">
+            <wp:simplePos x="0" y="0"/>
+            <wp:positionH relativeFrom="margin">
+              <wp:align>left</wp:align>
+            </wp:positionH>
+            <wp:positionV relativeFrom="paragraph">
+              <wp:posOffset>346075</wp:posOffset>
+            </wp:positionV>
+            <wp:extent cx="1886585" cy="1379220"/>
+            <wp:effectExtent l="0" t="0" r="0" b="0"/>
+            <wp:wrapSquare wrapText="bothSides"/>
+            <wp:docPr id="551233333" name="그림 1" descr="시각적 검색 이미지"/>
+            <wp:cNvGraphicFramePr>
+              <a:graphicFrameLocks xmlns:a="http://schemas.openxmlformats.org/drawingml/2006/main" noChangeAspect="1"/>
+            </wp:cNvGraphicFramePr>
+            <a:graphic xmlns:a="http://schemas.openxmlformats.org/drawingml/2006/main">
+              <a:graphicData uri="http://schemas.openxmlformats.org/drawingml/2006/picture">
+                <pic:pic xmlns:pic="http://schemas.openxmlformats.org/drawingml/2006/picture">
+                  <pic:nvPicPr>
+                    <pic:cNvPr id="0" name="Picture 1" descr="시각적 검색 이미지"/>
+                    <pic:cNvPicPr>
+                      <a:picLocks noChangeAspect="1" noChangeArrowheads="1"/>
+                    </pic:cNvPicPr>
+                  </pic:nvPicPr>
+                  <pic:blipFill>
+                    <a:blip r:embed="rId13">
+                      <a:extLst>
+                        <a:ext uri="{28A0092B-C50C-407E-A947-70E740481C1C}">
+                          <a14:useLocalDpi xmlns:a14="http://schemas.microsoft.com/office/drawing/2010/main" val="0"/>
+                        </a:ext>
+                      </a:extLst>
+                    </a:blip>
+                    <a:srcRect/>
+                    <a:stretch>
+                      <a:fillRect/>
+                    </a:stretch>
+                  </pic:blipFill>
+                  <pic:spPr bwMode="auto">
+                    <a:xfrm>
+                      <a:off x="0" y="0"/>
+                      <a:ext cx="1890700" cy="1382223"/>
+                    </a:xfrm>
+                    <a:prstGeom prst="rect">
+                      <a:avLst/>
+                    </a:prstGeom>
+                    <a:noFill/>
+                    <a:ln>
+                      <a:noFill/>
+                    </a:ln>
+                  </pic:spPr>
+                </pic:pic>
+              </a:graphicData>
+            </a:graphic>
+            <wp14:sizeRelH relativeFrom="margin">
+              <wp14:pctWidth>0</wp14:pctWidth>
+            </wp14:sizeRelH>
+            <wp14:sizeRelV relativeFrom="margin">
+              <wp14:pctHeight>0</wp14:pctHeight>
+            </wp14:sizeRelV>
+          </wp:anchor>
+        </w:drawing>
+      </w:r>
+    </w:p>
+    <w:p>
+      <w:pPr>
+        <w:widowControl/>
+        <w:wordWrap/>
+        <w:autoSpaceDE/>
+        <w:autoSpaceDN/>
+        <w:rPr>
+          <w:b/>
+          <w:bCs/>
+        </w:rPr>
+      </w:pPr>
+      <w:r>
+        <w:rPr>
+          <w:noProof/>
+        </w:rPr>
+        <w:drawing>
+          <wp:inline distT="0" distB="0" distL="0" distR="0" wp14:anchorId="57307B38" wp14:editId="79F40528">
+            <wp:extent cx="3706374" cy="739140"/>
+            <wp:effectExtent l="0" t="0" r="8890" b="3810"/>
+            <wp:docPr id="1142994007" name="그림 1"/>
+            <wp:cNvGraphicFramePr>
+              <a:graphicFrameLocks xmlns:a="http://schemas.openxmlformats.org/drawingml/2006/main" noChangeAspect="1"/>
+            </wp:cNvGraphicFramePr>
+            <a:graphic xmlns:a="http://schemas.openxmlformats.org/drawingml/2006/main">
+              <a:graphicData uri="http://schemas.openxmlformats.org/drawingml/2006/picture">
+                <pic:pic xmlns:pic="http://schemas.openxmlformats.org/drawingml/2006/picture">
+                  <pic:nvPicPr>
+                    <pic:cNvPr id="899387958" name=""/>
+                    <pic:cNvPicPr/>
+                  </pic:nvPicPr>
+                  <pic:blipFill>
+                    <a:blip r:embed="rId14"/>
+                    <a:stretch>
+                      <a:fillRect/>
+                    </a:stretch>
+                  </pic:blipFill>
+                  <pic:spPr>
+                    <a:xfrm>
+                      <a:off x="0" y="0"/>
+                      <a:ext cx="3810924" cy="759990"/>
+                    </a:xfrm>
+                    <a:prstGeom prst="rect">
+                      <a:avLst/>
+                    </a:prstGeom>
+                  </pic:spPr>
+                </pic:pic>
+              </a:graphicData>
+            </a:graphic>
+          </wp:inline>
+        </w:drawing>
+      </w:r>
+    </w:p>
+    <w:p>
+      <w:pPr>
+        <w:widowControl/>
+        <w:wordWrap/>
+        <w:autoSpaceDE/>
+        <w:autoSpaceDN/>
+        <w:rPr>
+          <w:b/>
+          <w:bCs/>
+        </w:rPr>
+      </w:pPr>
+      <w:r>
+        <w:rPr>
+          <w:rFonts w:hint="eastAsia"/>
+          <w:b/>
+          <w:bCs/>
+        </w:rPr>
+        <w:t xml:space="preserve">효율 80~85%, </w:t>
+      </w:r>
+      <w:proofErr w:type="spellStart"/>
+      <w:r>
+        <w:rPr>
+          <w:b/>
+          <w:bCs/>
+        </w:rPr>
+        <w:t>θJA</w:t>
+      </w:r>
+      <w:proofErr w:type="spellEnd"/>
+      <w:r>
+        <w:rPr>
+          <w:rFonts w:hint="eastAsia"/>
+          <w:b/>
+          <w:bCs/>
+        </w:rPr>
+        <w:t xml:space="preserve"> </w:t>
+      </w:r>
+      <w:r>
+        <w:rPr>
+          <w:b/>
+          <w:bCs/>
+        </w:rPr>
+        <w:t>42.0 °C/W</w:t>
+      </w:r>
+      <w:r>
+        <w:rPr>
+          <w:rFonts w:hint="eastAsia"/>
+          <w:b/>
+          <w:bCs/>
+        </w:rPr>
+        <w:t>, 손실 6.25W or 4.41W</w:t>
+      </w:r>
+      <w:r>
+        <w:rPr>
+          <w:b/>
+          <w:bCs/>
+        </w:rPr>
+        <w:br/>
+      </w:r>
+      <w:r>
+        <w:rPr>
+          <w:rFonts w:hint="eastAsia"/>
+          <w:b/>
+          <w:bCs/>
+        </w:rPr>
+        <w:t xml:space="preserve">발열 = 25 + 4.41 </w:t>
+      </w:r>
+      <w:r>
+        <w:rPr>
+          <w:b/>
+          <w:bCs/>
+        </w:rPr>
+        <w:t>×</w:t>
+      </w:r>
+      <w:r>
+        <w:rPr>
+          <w:rFonts w:hint="eastAsia"/>
+          <w:b/>
+          <w:bCs/>
+        </w:rPr>
+        <w:t xml:space="preserve"> 42 = 210.22</w:t>
+      </w:r>
+      <w:r>
+        <w:rPr>
+          <w:b/>
+          <w:bCs/>
+        </w:rPr>
+        <w:t>°C</w:t>
+      </w:r>
+    </w:p>
+    <w:p>
+      <w:pPr>
+        <w:widowControl/>
+        <w:wordWrap/>
+        <w:autoSpaceDE/>
+        <w:autoSpaceDN/>
+        <w:ind w:firstLineChars="200" w:firstLine="440"/>
+        <w:rPr>
+          <w:b/>
+          <w:bCs/>
+        </w:rPr>
+      </w:pPr>
+      <w:r>
+        <w:rPr>
+          <w:rFonts w:hint="eastAsia"/>
+          <w:b/>
+          <w:bCs/>
+        </w:rPr>
+        <w:t xml:space="preserve">LMR51450 </w:t>
+      </w:r>
+      <w:r>
+        <w:rPr>
+          <w:b/>
+          <w:bCs/>
+        </w:rPr>
+        <w:t>(5A Buck</w:t>
+      </w:r>
+      <w:proofErr w:type="gramStart"/>
+      <w:r>
+        <w:rPr>
+          <w:b/>
+          <w:bCs/>
+        </w:rPr>
+        <w:t>) :</w:t>
+      </w:r>
+      <w:proofErr w:type="gramEnd"/>
+      <w:r>
+        <w:rPr>
+          <w:b/>
+          <w:bCs/>
+        </w:rPr>
+        <w:t xml:space="preserve"> 동기 Buck Converter</w:t>
+      </w:r>
+    </w:p>
+    <w:p>
+      <w:pPr>
+        <w:widowControl/>
+        <w:wordWrap/>
+        <w:autoSpaceDE/>
+        <w:autoSpaceDN/>
+        <w:rPr>
+          <w:rFonts w:hint="eastAsia"/>
+          <w:b/>
+          <w:bCs/>
+        </w:rPr>
+      </w:pPr>
+      <w:r>
+        <w:rPr>
+          <w:b/>
+          <w:bCs/>
+        </w:rPr>
+        <w:drawing>
+          <wp:inline distT="0" distB="0" distL="0" distR="0" wp14:anchorId="5C0FB602" wp14:editId="78314686">
+            <wp:extent cx="3893820" cy="739420"/>
+            <wp:effectExtent l="0" t="0" r="0" b="3810"/>
+            <wp:docPr id="1622196650" name="그림 1"/>
+            <wp:cNvGraphicFramePr>
+              <a:graphicFrameLocks xmlns:a="http://schemas.openxmlformats.org/drawingml/2006/main" noChangeAspect="1"/>
+            </wp:cNvGraphicFramePr>
+            <a:graphic xmlns:a="http://schemas.openxmlformats.org/drawingml/2006/main">
+              <a:graphicData uri="http://schemas.openxmlformats.org/drawingml/2006/picture">
+                <pic:pic xmlns:pic="http://schemas.openxmlformats.org/drawingml/2006/picture">
+                  <pic:nvPicPr>
+                    <pic:cNvPr id="1622196650" name=""/>
+                    <pic:cNvPicPr/>
+                  </pic:nvPicPr>
+                  <pic:blipFill>
+                    <a:blip r:embed="rId15"/>
+                    <a:stretch>
+                      <a:fillRect/>
+                    </a:stretch>
+                  </pic:blipFill>
+                  <pic:spPr>
+                    <a:xfrm>
+                      <a:off x="0" y="0"/>
+                      <a:ext cx="3935485" cy="747332"/>
+                    </a:xfrm>
+                    <a:prstGeom prst="rect">
+                      <a:avLst/>
+                    </a:prstGeom>
+                  </pic:spPr>
+                </pic:pic>
+              </a:graphicData>
+            </a:graphic>
+          </wp:inline>
+        </w:drawing>
+      </w:r>
+      <w:r>
+        <w:rPr>
+          <w:b/>
+          <w:bCs/>
+        </w:rPr>
+        <w:t xml:space="preserve"> </w:t>
+      </w:r>
+      <w:r>
+        <w:rPr>
+          <w:b/>
+          <w:bCs/>
+        </w:rPr>
+        <w:drawing>
+          <wp:anchor distT="0" distB="0" distL="114300" distR="114300" simplePos="0" relativeHeight="251664384" behindDoc="0" locked="0" layoutInCell="1" allowOverlap="1" wp14:anchorId="63B89B1E" wp14:editId="26F2A012">
+            <wp:simplePos x="0" y="0"/>
+            <wp:positionH relativeFrom="column">
+              <wp:posOffset>0</wp:posOffset>
+            </wp:positionH>
+            <wp:positionV relativeFrom="paragraph">
+              <wp:posOffset>-1905</wp:posOffset>
+            </wp:positionV>
+            <wp:extent cx="1674372" cy="1226820"/>
+            <wp:effectExtent l="0" t="0" r="2540" b="0"/>
+            <wp:wrapSquare wrapText="bothSides"/>
+            <wp:docPr id="1191679659" name="그림 1"/>
+            <wp:cNvGraphicFramePr>
+              <a:graphicFrameLocks xmlns:a="http://schemas.openxmlformats.org/drawingml/2006/main" noChangeAspect="1"/>
+            </wp:cNvGraphicFramePr>
+            <a:graphic xmlns:a="http://schemas.openxmlformats.org/drawingml/2006/main">
+              <a:graphicData uri="http://schemas.openxmlformats.org/drawingml/2006/picture">
+                <pic:pic xmlns:pic="http://schemas.openxmlformats.org/drawingml/2006/picture">
+                  <pic:nvPicPr>
+                    <pic:cNvPr id="1191679659" name=""/>
+                    <pic:cNvPicPr/>
+                  </pic:nvPicPr>
+                  <pic:blipFill>
+                    <a:blip r:embed="rId16">
+                      <a:extLst>
+                        <a:ext uri="{28A0092B-C50C-407E-A947-70E740481C1C}">
+                          <a14:useLocalDpi xmlns:a14="http://schemas.microsoft.com/office/drawing/2010/main" val="0"/>
+                        </a:ext>
+                      </a:extLst>
+                    </a:blip>
+                    <a:stretch>
+                      <a:fillRect/>
+                    </a:stretch>
+                  </pic:blipFill>
+                  <pic:spPr>
+                    <a:xfrm>
+                      <a:off x="0" y="0"/>
+                      <a:ext cx="1674372" cy="1226820"/>
+                    </a:xfrm>
+                    <a:prstGeom prst="rect">
+                      <a:avLst/>
+                    </a:prstGeom>
+                  </pic:spPr>
+                </pic:pic>
+              </a:graphicData>
+            </a:graphic>
+            <wp14:sizeRelH relativeFrom="margin">
+              <wp14:pctWidth>0</wp14:pctWidth>
+            </wp14:sizeRelH>
+            <wp14:sizeRelV relativeFrom="margin">
+              <wp14:pctHeight>0</wp14:pctHeight>
+            </wp14:sizeRelV>
+          </wp:anchor>
+        </w:drawing>
+      </w:r>
+    </w:p>
+    <w:p>
+      <w:pPr>
+        <w:widowControl/>
+        <w:wordWrap/>
+        <w:autoSpaceDE/>
+        <w:autoSpaceDN/>
+        <w:rPr>
+          <w:b/>
+          <w:bCs/>
+        </w:rPr>
+      </w:pPr>
+      <w:r>
+        <w:rPr>
+          <w:rFonts w:hint="eastAsia"/>
+          <w:b/>
+          <w:bCs/>
+        </w:rPr>
+        <w:t xml:space="preserve">효율 90%, </w:t>
+      </w:r>
+      <w:proofErr w:type="spellStart"/>
+      <w:r>
+        <w:rPr>
+          <w:b/>
+          <w:bCs/>
+        </w:rPr>
+        <w:t>RθJA</w:t>
+      </w:r>
+      <w:proofErr w:type="spellEnd"/>
+      <w:r>
+        <w:rPr>
+          <w:b/>
+          <w:bCs/>
+        </w:rPr>
+        <w:t xml:space="preserve"> 47.4 °C/W</w:t>
+      </w:r>
+      <w:r>
+        <w:rPr>
+          <w:rFonts w:hint="eastAsia"/>
+          <w:b/>
+          <w:bCs/>
+        </w:rPr>
+        <w:t xml:space="preserve">, 손실 </w:t>
+      </w:r>
+      <w:r>
+        <w:rPr>
+          <w:b/>
+          <w:bCs/>
+        </w:rPr>
+        <w:t>2.47W</w:t>
+      </w:r>
+      <w:r>
+        <w:rPr>
+          <w:b/>
+          <w:bCs/>
+        </w:rPr>
+        <w:t xml:space="preserve"> </w:t>
+      </w:r>
+      <w:r>
+        <w:rPr>
+          <w:b/>
+          <w:bCs/>
+        </w:rPr>
+        <w:br/>
+      </w:r>
+      <w:r>
+        <w:rPr>
+          <w:rFonts w:hint="eastAsia"/>
+          <w:b/>
+          <w:bCs/>
+        </w:rPr>
+        <w:t xml:space="preserve">발열 = 25 + 2.47 </w:t>
+      </w:r>
+      <w:r>
+        <w:rPr>
+          <w:b/>
+          <w:bCs/>
+        </w:rPr>
+        <w:t>×</w:t>
+      </w:r>
+      <w:r>
+        <w:rPr>
+          <w:rFonts w:hint="eastAsia"/>
+          <w:b/>
+          <w:bCs/>
+        </w:rPr>
+        <w:t xml:space="preserve"> 4</w:t>
+      </w:r>
+      <w:r>
+        <w:rPr>
+          <w:rFonts w:hint="eastAsia"/>
+          <w:b/>
+          <w:bCs/>
+        </w:rPr>
+        <w:t>7.4</w:t>
+      </w:r>
+      <w:r>
+        <w:rPr>
+          <w:rFonts w:hint="eastAsia"/>
+          <w:b/>
+          <w:bCs/>
+        </w:rPr>
+        <w:t xml:space="preserve"> </w:t>
+      </w:r>
+      <w:r>
+        <w:rPr>
+          <w:rFonts w:hint="eastAsia"/>
+          <w:b/>
+          <w:bCs/>
+        </w:rPr>
+        <w:t>= 1</w:t>
+      </w:r>
+      <w:r>
+        <w:rPr>
+          <w:rFonts w:hint="eastAsia"/>
+          <w:b/>
+          <w:bCs/>
+        </w:rPr>
+        <w:t>42</w:t>
+      </w:r>
+      <w:r>
+        <w:rPr>
+          <w:b/>
+          <w:bCs/>
+        </w:rPr>
+        <w:t>°C</w:t>
+      </w:r>
+      <w:r>
+        <w:rPr>
+          <w:b/>
+          <w:bCs/>
+        </w:rPr>
+        <w:t xml:space="preserve"> </w:t>
+      </w:r>
+    </w:p>
+    <w:p>
+      <w:pPr>
+        <w:widowControl/>
+        <w:wordWrap/>
+        <w:autoSpaceDE/>
+        <w:autoSpaceDN/>
+        <w:ind w:firstLineChars="200" w:firstLine="440"/>
+        <w:rPr>
+          <w:rFonts w:hint="eastAsia"/>
+          <w:b/>
+          <w:bCs/>
+        </w:rPr>
+      </w:pPr>
+      <w:r>
+        <w:rPr>
+          <w:b/>
+          <w:bCs/>
+        </w:rPr>
+        <w:drawing>
+          <wp:anchor distT="0" distB="0" distL="114300" distR="114300" simplePos="0" relativeHeight="251665408" behindDoc="0" locked="0" layoutInCell="1" allowOverlap="1" wp14:anchorId="0BBC2B7F" wp14:editId="4E9466FD">
+            <wp:simplePos x="0" y="0"/>
+            <wp:positionH relativeFrom="margin">
+              <wp:align>left</wp:align>
+            </wp:positionH>
+            <wp:positionV relativeFrom="paragraph">
+              <wp:posOffset>344170</wp:posOffset>
+            </wp:positionV>
+            <wp:extent cx="1486535" cy="1158240"/>
+            <wp:effectExtent l="0" t="0" r="0" b="3810"/>
+            <wp:wrapSquare wrapText="bothSides"/>
+            <wp:docPr id="333887697" name="그림 1"/>
+            <wp:cNvGraphicFramePr>
+              <a:graphicFrameLocks xmlns:a="http://schemas.openxmlformats.org/drawingml/2006/main" noChangeAspect="1"/>
+            </wp:cNvGraphicFramePr>
+            <a:graphic xmlns:a="http://schemas.openxmlformats.org/drawingml/2006/main">
+              <a:graphicData uri="http://schemas.openxmlformats.org/drawingml/2006/picture">
+                <pic:pic xmlns:pic="http://schemas.openxmlformats.org/drawingml/2006/picture">
+                  <pic:nvPicPr>
+                    <pic:cNvPr id="333887697" name=""/>
+                    <pic:cNvPicPr/>
+                  </pic:nvPicPr>
+                  <pic:blipFill>
+                    <a:blip r:embed="rId17" cstate="print">
+                      <a:extLst>
+                        <a:ext uri="{28A0092B-C50C-407E-A947-70E740481C1C}">
+                          <a14:useLocalDpi xmlns:a14="http://schemas.microsoft.com/office/drawing/2010/main" val="0"/>
+                        </a:ext>
+                      </a:extLst>
+                    </a:blip>
+                    <a:stretch>
+                      <a:fillRect/>
+                    </a:stretch>
+                  </pic:blipFill>
+                  <pic:spPr>
+                    <a:xfrm>
+                      <a:off x="0" y="0"/>
+                      <a:ext cx="1490984" cy="1161280"/>
+                    </a:xfrm>
+                    <a:prstGeom prst="rect">
+                      <a:avLst/>
+                    </a:prstGeom>
+                  </pic:spPr>
+                </pic:pic>
+              </a:graphicData>
+            </a:graphic>
+            <wp14:sizeRelH relativeFrom="margin">
+              <wp14:pctWidth>0</wp14:pctWidth>
+            </wp14:sizeRelH>
+            <wp14:sizeRelV relativeFrom="margin">
+              <wp14:pctHeight>0</wp14:pctHeight>
+            </wp14:sizeRelV>
+          </wp:anchor>
+        </w:drawing>
+      </w:r>
+      <w:r>
+        <w:rPr>
+          <w:rFonts w:hint="eastAsia"/>
+          <w:b/>
+          <w:bCs/>
+        </w:rPr>
+        <w:t>LM</w:t>
+      </w:r>
+      <w:r>
+        <w:rPr>
+          <w:rFonts w:hint="eastAsia"/>
+          <w:b/>
+          <w:bCs/>
+        </w:rPr>
+        <w:t>Q61460</w:t>
+      </w:r>
+      <w:r>
+        <w:rPr>
+          <w:rFonts w:hint="eastAsia"/>
+          <w:b/>
+          <w:bCs/>
+        </w:rPr>
+        <w:t xml:space="preserve"> </w:t>
+      </w:r>
+      <w:r>
+        <w:rPr>
+          <w:b/>
+          <w:bCs/>
+        </w:rPr>
+        <w:t>(5A Buck</w:t>
+      </w:r>
+      <w:proofErr w:type="gramStart"/>
+      <w:r>
+        <w:rPr>
+          <w:b/>
+          <w:bCs/>
+        </w:rPr>
+        <w:t>) :</w:t>
+      </w:r>
+      <w:proofErr w:type="gramEnd"/>
+      <w:r>
+        <w:rPr>
+          <w:b/>
+          <w:bCs/>
+        </w:rPr>
+        <w:t xml:space="preserve"> 동기 Buck Converter</w:t>
+      </w:r>
+    </w:p>
+    <w:p>
+      <w:pPr>
+        <w:widowControl/>
+        <w:wordWrap/>
+        <w:autoSpaceDE/>
+        <w:autoSpaceDN/>
+        <w:rPr>
+          <w:b/>
+          <w:bCs/>
+        </w:rPr>
+      </w:pPr>
+      <w:r>
+        <w:rPr>
+          <w:rFonts w:hint="eastAsia"/>
+          <w:b/>
+          <w:bCs/>
+        </w:rPr>
+        <w:t>효율</w:t>
+      </w:r>
+      <w:r>
+        <w:rPr>
+          <w:b/>
+          <w:bCs/>
+        </w:rPr>
+        <w:drawing>
+          <wp:anchor distT="0" distB="0" distL="114300" distR="114300" simplePos="0" relativeHeight="251666432" behindDoc="0" locked="0" layoutInCell="1" allowOverlap="1" wp14:anchorId="12AD03A3" wp14:editId="5DD87161">
+            <wp:simplePos x="0" y="0"/>
+            <wp:positionH relativeFrom="column">
+              <wp:posOffset>1874520</wp:posOffset>
+            </wp:positionH>
+            <wp:positionV relativeFrom="paragraph">
+              <wp:posOffset>635</wp:posOffset>
+            </wp:positionV>
+            <wp:extent cx="3848100" cy="677020"/>
+            <wp:effectExtent l="0" t="0" r="0" b="8890"/>
+            <wp:wrapSquare wrapText="bothSides"/>
+            <wp:docPr id="947449383" name="그림 1"/>
+            <wp:cNvGraphicFramePr>
+              <a:graphicFrameLocks xmlns:a="http://schemas.openxmlformats.org/drawingml/2006/main" noChangeAspect="1"/>
+            </wp:cNvGraphicFramePr>
+            <a:graphic xmlns:a="http://schemas.openxmlformats.org/drawingml/2006/main">
+              <a:graphicData uri="http://schemas.openxmlformats.org/drawingml/2006/picture">
+                <pic:pic xmlns:pic="http://schemas.openxmlformats.org/drawingml/2006/picture">
+                  <pic:nvPicPr>
+                    <pic:cNvPr id="947449383" name=""/>
+                    <pic:cNvPicPr/>
+                  </pic:nvPicPr>
+                  <pic:blipFill>
+                    <a:blip r:embed="rId18" cstate="print">
+                      <a:extLst>
+                        <a:ext uri="{28A0092B-C50C-407E-A947-70E740481C1C}">
+                          <a14:useLocalDpi xmlns:a14="http://schemas.microsoft.com/office/drawing/2010/main" val="0"/>
+                        </a:ext>
+                      </a:extLst>
+                    </a:blip>
+                    <a:stretch>
+                      <a:fillRect/>
+                    </a:stretch>
+                  </pic:blipFill>
+                  <pic:spPr>
+                    <a:xfrm>
+                      <a:off x="0" y="0"/>
+                      <a:ext cx="3848100" cy="677020"/>
+                    </a:xfrm>
+                    <a:prstGeom prst="rect">
+                      <a:avLst/>
+                    </a:prstGeom>
+                  </pic:spPr>
+                </pic:pic>
+              </a:graphicData>
+            </a:graphic>
+          </wp:anchor>
+        </w:drawing>
+      </w:r>
+      <w:r>
+        <w:rPr>
+          <w:rFonts w:hint="eastAsia"/>
+          <w:b/>
+          <w:bCs/>
+        </w:rPr>
+        <w:t xml:space="preserve"> 93%, </w:t>
+      </w:r>
+      <w:proofErr w:type="spellStart"/>
+      <w:r>
+        <w:rPr>
+          <w:b/>
+          <w:bCs/>
+        </w:rPr>
+        <w:t>RθJA</w:t>
+      </w:r>
+      <w:proofErr w:type="spellEnd"/>
+      <w:r>
+        <w:rPr>
+          <w:rFonts w:hint="eastAsia"/>
+          <w:b/>
+          <w:bCs/>
+        </w:rPr>
+        <w:t xml:space="preserve"> 59 </w:t>
+      </w:r>
+      <w:r>
+        <w:rPr>
+          <w:b/>
+          <w:bCs/>
+        </w:rPr>
+        <w:t>°C/W</w:t>
+      </w:r>
+      <w:r>
+        <w:rPr>
+          <w:rFonts w:hint="eastAsia"/>
+          <w:b/>
+          <w:bCs/>
+        </w:rPr>
+        <w:t xml:space="preserve">, </w:t>
+      </w:r>
+      <w:r>
+        <w:rPr>
+          <w:rFonts w:hint="eastAsia"/>
+          <w:b/>
+          <w:bCs/>
+        </w:rPr>
+        <w:t>손실 1.88W</w:t>
+      </w:r>
+      <w:r>
+        <w:rPr>
+          <w:b/>
+          <w:bCs/>
+        </w:rPr>
+        <w:br/>
+      </w:r>
+      <w:r>
+        <w:rPr>
+          <w:rFonts w:hint="eastAsia"/>
+          <w:b/>
+          <w:bCs/>
+        </w:rPr>
+        <w:t>발열 = 25 + 1.88W</w:t>
+      </w:r>
+      <w:r>
+        <w:rPr>
+          <w:rFonts w:hint="eastAsia"/>
+          <w:b/>
+          <w:bCs/>
+        </w:rPr>
+        <w:t xml:space="preserve"> </w:t>
+      </w:r>
+      <w:r>
+        <w:rPr>
+          <w:b/>
+          <w:bCs/>
+        </w:rPr>
+        <w:t>×</w:t>
+      </w:r>
+      <w:r>
+        <w:rPr>
+          <w:rFonts w:hint="eastAsia"/>
+          <w:b/>
+          <w:bCs/>
+        </w:rPr>
+        <w:t xml:space="preserve"> </w:t>
+      </w:r>
+      <w:r>
+        <w:rPr>
+          <w:rFonts w:hint="eastAsia"/>
+          <w:b/>
+          <w:bCs/>
+        </w:rPr>
+        <w:t>59 = 135</w:t>
+      </w:r>
+      <w:r>
+        <w:rPr>
+          <w:b/>
+          <w:bCs/>
+        </w:rPr>
+        <w:t>°C</w:t>
+      </w:r>
+      <w:r>
+        <w:rPr>
+          <w:b/>
+          <w:bCs/>
+        </w:rPr>
+        <w:t xml:space="preserve"> </w:t>
+      </w:r>
+    </w:p>
+    <w:p>
+      <w:pPr>
+        <w:widowControl/>
+        <w:wordWrap/>
+        <w:autoSpaceDE/>
+        <w:autoSpaceDN/>
+        <w:rPr>
+          <w:rFonts w:hint="eastAsia"/>
+          <w:b/>
+          <w:bCs/>
+        </w:rPr>
+      </w:pPr>
+      <w:r>
+        <w:rPr>
+          <w:b/>
+          <w:bCs/>
+        </w:rPr>
+        <w:t>RθJC(bot) =</w:t>
+      </w:r>
+      <w:r>
+        <w:rPr>
+          <w:rFonts w:hint="eastAsia"/>
+          <w:b/>
+          <w:bCs/>
+        </w:rPr>
+        <w:t xml:space="preserve"> 바닥 패드를 통해 열이 빠져나갈 경우 IC의 온도</w:t>
+      </w:r>
+      <w:r>
+        <w:rPr>
+          <w:b/>
+          <w:bCs/>
+        </w:rPr>
+        <w:t xml:space="preserve"> </w:t>
       </w:r>
     </w:p>
     <w:p>
@@ -4166,7 +6414,7 @@
                     <pic:cNvPicPr/>
                   </pic:nvPicPr>
                   <pic:blipFill>
-                    <a:blip r:embed="rId11">
+                    <a:blip r:embed="rId19">
                       <a:extLst>
                         <a:ext uri="{28A0092B-C50C-407E-A947-70E740481C1C}">
                           <a14:useLocalDpi xmlns:a14="http://schemas.microsoft.com/office/drawing/2010/main" val="0"/>
@@ -4727,7 +6975,7 @@
                     </pic:cNvPicPr>
                   </pic:nvPicPr>
                   <pic:blipFill>
-                    <a:blip r:embed="rId12">
+                    <a:blip r:embed="rId13">
                       <a:extLst>
                         <a:ext uri="{28A0092B-C50C-407E-A947-70E740481C1C}">
                           <a14:useLocalDpi xmlns:a14="http://schemas.microsoft.com/office/drawing/2010/main" val="0"/>
@@ -4990,7 +7238,7 @@
                     <pic:cNvPicPr/>
                   </pic:nvPicPr>
                   <pic:blipFill>
-                    <a:blip r:embed="rId13"/>
+                    <a:blip r:embed="rId14"/>
                     <a:stretch>
                       <a:fillRect/>
                     </a:stretch>
@@ -5038,7 +7286,7 @@
                     <pic:cNvPicPr/>
                   </pic:nvPicPr>
                   <pic:blipFill>
-                    <a:blip r:embed="rId14"/>
+                    <a:blip r:embed="rId20"/>
                     <a:stretch>
                       <a:fillRect/>
                     </a:stretch>
@@ -5102,7 +7350,7 @@
                     <pic:cNvPicPr/>
                   </pic:nvPicPr>
                   <pic:blipFill>
-                    <a:blip r:embed="rId15"/>
+                    <a:blip r:embed="rId21"/>
                     <a:stretch>
                       <a:fillRect/>
                     </a:stretch>
@@ -5124,11 +7372,6 @@
       </w:r>
     </w:p>
     <w:p>
-      <w:pPr>
-        <w:rPr>
-          <w:rFonts w:hint="eastAsia"/>
-        </w:rPr>
-      </w:pPr>
       <w:r>
         <w:rPr>
           <w:rFonts w:hint="eastAsia"/>
@@ -5178,7 +7421,7 @@
                     <pic:cNvPicPr/>
                   </pic:nvPicPr>
                   <pic:blipFill>
-                    <a:blip r:embed="rId16"/>
+                    <a:blip r:embed="rId22"/>
                     <a:stretch>
                       <a:fillRect/>
                     </a:stretch>
@@ -5200,11 +7443,6 @@
       </w:r>
     </w:p>
     <w:p>
-      <w:pPr>
-        <w:rPr>
-          <w:rFonts w:hint="eastAsia"/>
-        </w:rPr>
-      </w:pPr>
       <w:r>
         <w:rPr>
           <w:rFonts w:hint="eastAsia"/>
@@ -5289,7 +7527,7 @@
                     <pic:cNvPicPr/>
                   </pic:nvPicPr>
                   <pic:blipFill>
-                    <a:blip r:embed="rId17"/>
+                    <a:blip r:embed="rId23"/>
                     <a:stretch>
                       <a:fillRect/>
                     </a:stretch>
@@ -5311,11 +7549,6 @@
       </w:r>
     </w:p>
     <w:p>
-      <w:pPr>
-        <w:rPr>
-          <w:rFonts w:hint="eastAsia"/>
-        </w:rPr>
-      </w:pPr>
       <w:r>
         <w:rPr>
           <w:rFonts w:hint="eastAsia"/>
@@ -5500,7 +7733,7 @@
                     <pic:cNvPicPr/>
                   </pic:nvPicPr>
                   <pic:blipFill>
-                    <a:blip r:embed="rId18"/>
+                    <a:blip r:embed="rId24"/>
                     <a:stretch>
                       <a:fillRect/>
                     </a:stretch>
@@ -5560,7 +7793,7 @@
                     <pic:cNvPicPr/>
                   </pic:nvPicPr>
                   <pic:blipFill>
-                    <a:blip r:embed="rId19"/>
+                    <a:blip r:embed="rId25"/>
                     <a:stretch>
                       <a:fillRect/>
                     </a:stretch>
@@ -5620,7 +7853,7 @@
                     <pic:cNvPicPr/>
                   </pic:nvPicPr>
                   <pic:blipFill>
-                    <a:blip r:embed="rId20"/>
+                    <a:blip r:embed="rId26"/>
                     <a:stretch>
                       <a:fillRect/>
                     </a:stretch>
@@ -5642,11 +7875,6 @@
       </w:r>
     </w:p>
     <w:p>
-      <w:pPr>
-        <w:rPr>
-          <w:rFonts w:hint="eastAsia"/>
-        </w:rPr>
-      </w:pPr>
       <w:r>
         <w:rPr>
           <w:rFonts w:hint="eastAsia"/>
@@ -5709,7 +7937,7 @@
                     <pic:cNvPicPr/>
                   </pic:nvPicPr>
                   <pic:blipFill>
-                    <a:blip r:embed="rId21"/>
+                    <a:blip r:embed="rId27"/>
                     <a:stretch>
                       <a:fillRect/>
                     </a:stretch>
@@ -5771,6 +7999,56 @@
 </w:document>
 </file>
 
+<file path=word/endnotes.xml><?xml version="1.0" encoding="utf-8"?>
+<w:endnotes xmlns:wpc="http://schemas.microsoft.com/office/word/2010/wordprocessingCanvas" xmlns:cx="http://schemas.microsoft.com/office/drawing/2014/chartex" xmlns:cx1="http://schemas.microsoft.com/office/drawing/2015/9/8/chartex" xmlns:cx2="http://schemas.microsoft.com/office/drawing/2015/10/21/chartex" xmlns:cx3="http://schemas.microsoft.com/office/drawing/2016/5/9/chartex" xmlns:cx4="http://schemas.microsoft.com/office/drawing/2016/5/10/chartex" xmlns:cx5="http://schemas.microsoft.com/office/drawing/2016/5/11/chartex" xmlns:cx6="http://schemas.microsoft.com/office/drawing/2016/5/12/chartex" xmlns:cx7="http://schemas.microsoft.com/office/drawing/2016/5/13/chartex" xmlns:cx8="http://schemas.microsoft.com/office/drawing/2016/5/14/chartex" xmlns:mc="http://schemas.openxmlformats.org/markup-compatibility/2006" xmlns:aink="http://schemas.microsoft.com/office/drawing/2016/ink" xmlns:am3d="http://schemas.microsoft.com/office/drawing/2017/model3d" xmlns:o="urn:schemas-microsoft-com:office:office" xmlns:oel="http://schemas.microsoft.com/office/2019/extlst" xmlns:r="http://schemas.openxmlformats.org/officeDocument/2006/relationships" xmlns:m="http://schemas.openxmlformats.org/officeDocument/2006/math" xmlns:v="urn:schemas-microsoft-com:vml" xmlns:wp14="http://schemas.microsoft.com/office/word/2010/wordprocessingDrawing" xmlns:wp="http://schemas.openxmlformats.org/drawingml/2006/wordprocessingDrawing" xmlns:w10="urn:schemas-microsoft-com:office:word" xmlns:w="http://schemas.openxmlformats.org/wordprocessingml/2006/main" xmlns:w14="http://schemas.microsoft.com/office/word/2010/wordml" xmlns:w15="http://schemas.microsoft.com/office/word/2012/wordml" xmlns:w16cex="http://schemas.microsoft.com/office/word/2018/wordml/cex" xmlns:w16cid="http://schemas.microsoft.com/office/word/2016/wordml/cid" xmlns:w16="http://schemas.microsoft.com/office/word/2018/wordml" xmlns:w16du="http://schemas.microsoft.com/office/word/2023/wordml/word16du" xmlns:w16sdtdh="http://schemas.microsoft.com/office/word/2020/wordml/sdtdatahash" xmlns:w16sdtfl="http://schemas.microsoft.com/office/word/2024/wordml/sdtformatlock" xmlns:w16se="http://schemas.microsoft.com/office/word/2015/wordml/symex" xmlns:wpg="http://schemas.microsoft.com/office/word/2010/wordprocessingGroup" xmlns:wpi="http://schemas.microsoft.com/office/word/2010/wordprocessingInk" xmlns:wne="http://schemas.microsoft.com/office/word/2006/wordml" xmlns:wps="http://schemas.microsoft.com/office/word/2010/wordprocessingShape" mc:Ignorable="w14 w15 w16se w16cid w16 w16cex w16sdtdh w16sdtfl w16du wp14">
+  <w:endnote w:type="separator" w:id="-1">
+    <w:p>
+      <w:pPr>
+        <w:spacing w:after="0"/>
+      </w:pPr>
+      <w:r>
+        <w:separator/>
+      </w:r>
+    </w:p>
+  </w:endnote>
+  <w:endnote w:type="continuationSeparator" w:id="0">
+    <w:p>
+      <w:pPr>
+        <w:spacing w:after="0"/>
+      </w:pPr>
+      <w:r>
+        <w:continuationSeparator/>
+      </w:r>
+    </w:p>
+  </w:endnote>
+</w:endnotes>
+</file>
+
+<file path=word/footnotes.xml><?xml version="1.0" encoding="utf-8"?>
+<w:footnotes xmlns:wpc="http://schemas.microsoft.com/office/word/2010/wordprocessingCanvas" xmlns:cx="http://schemas.microsoft.com/office/drawing/2014/chartex" xmlns:cx1="http://schemas.microsoft.com/office/drawing/2015/9/8/chartex" xmlns:cx2="http://schemas.microsoft.com/office/drawing/2015/10/21/chartex" xmlns:cx3="http://schemas.microsoft.com/office/drawing/2016/5/9/chartex" xmlns:cx4="http://schemas.microsoft.com/office/drawing/2016/5/10/chartex" xmlns:cx5="http://schemas.microsoft.com/office/drawing/2016/5/11/chartex" xmlns:cx6="http://schemas.microsoft.com/office/drawing/2016/5/12/chartex" xmlns:cx7="http://schemas.microsoft.com/office/drawing/2016/5/13/chartex" xmlns:cx8="http://schemas.microsoft.com/office/drawing/2016/5/14/chartex" xmlns:mc="http://schemas.openxmlformats.org/markup-compatibility/2006" xmlns:aink="http://schemas.microsoft.com/office/drawing/2016/ink" xmlns:am3d="http://schemas.microsoft.com/office/drawing/2017/model3d" xmlns:o="urn:schemas-microsoft-com:office:office" xmlns:oel="http://schemas.microsoft.com/office/2019/extlst" xmlns:r="http://schemas.openxmlformats.org/officeDocument/2006/relationships" xmlns:m="http://schemas.openxmlformats.org/officeDocument/2006/math" xmlns:v="urn:schemas-microsoft-com:vml" xmlns:wp14="http://schemas.microsoft.com/office/word/2010/wordprocessingDrawing" xmlns:wp="http://schemas.openxmlformats.org/drawingml/2006/wordprocessingDrawing" xmlns:w10="urn:schemas-microsoft-com:office:word" xmlns:w="http://schemas.openxmlformats.org/wordprocessingml/2006/main" xmlns:w14="http://schemas.microsoft.com/office/word/2010/wordml" xmlns:w15="http://schemas.microsoft.com/office/word/2012/wordml" xmlns:w16cex="http://schemas.microsoft.com/office/word/2018/wordml/cex" xmlns:w16cid="http://schemas.microsoft.com/office/word/2016/wordml/cid" xmlns:w16="http://schemas.microsoft.com/office/word/2018/wordml" xmlns:w16du="http://schemas.microsoft.com/office/word/2023/wordml/word16du" xmlns:w16sdtdh="http://schemas.microsoft.com/office/word/2020/wordml/sdtdatahash" xmlns:w16sdtfl="http://schemas.microsoft.com/office/word/2024/wordml/sdtformatlock" xmlns:w16se="http://schemas.microsoft.com/office/word/2015/wordml/symex" xmlns:wpg="http://schemas.microsoft.com/office/word/2010/wordprocessingGroup" xmlns:wpi="http://schemas.microsoft.com/office/word/2010/wordprocessingInk" xmlns:wne="http://schemas.microsoft.com/office/word/2006/wordml" xmlns:wps="http://schemas.microsoft.com/office/word/2010/wordprocessingShape" mc:Ignorable="w14 w15 w16se w16cid w16 w16cex w16sdtdh w16sdtfl w16du wp14">
+  <w:footnote w:type="separator" w:id="-1">
+    <w:p>
+      <w:pPr>
+        <w:spacing w:after="0"/>
+      </w:pPr>
+      <w:r>
+        <w:separator/>
+      </w:r>
+    </w:p>
+  </w:footnote>
+  <w:footnote w:type="continuationSeparator" w:id="0">
+    <w:p>
+      <w:pPr>
+        <w:spacing w:after="0"/>
+      </w:pPr>
+      <w:r>
+        <w:continuationSeparator/>
+      </w:r>
+    </w:p>
+  </w:footnote>
+</w:footnotes>
+</file>
+
 <file path=word/numbering.xml><?xml version="1.0" encoding="utf-8"?>
 <w:numbering xmlns:wpc="http://schemas.microsoft.com/office/word/2010/wordprocessingCanvas" xmlns:cx="http://schemas.microsoft.com/office/drawing/2014/chartex" xmlns:cx1="http://schemas.microsoft.com/office/drawing/2015/9/8/chartex" xmlns:cx2="http://schemas.microsoft.com/office/drawing/2015/10/21/chartex" xmlns:cx3="http://schemas.microsoft.com/office/drawing/2016/5/9/chartex" xmlns:cx4="http://schemas.microsoft.com/office/drawing/2016/5/10/chartex" xmlns:cx5="http://schemas.microsoft.com/office/drawing/2016/5/11/chartex" xmlns:cx6="http://schemas.microsoft.com/office/drawing/2016/5/12/chartex" xmlns:cx7="http://schemas.microsoft.com/office/drawing/2016/5/13/chartex" xmlns:cx8="http://schemas.microsoft.com/office/drawing/2016/5/14/chartex" xmlns:mc="http://schemas.openxmlformats.org/markup-compatibility/2006" xmlns:aink="http://schemas.microsoft.com/office/drawing/2016/ink" xmlns:am3d="http://schemas.microsoft.com/office/drawing/2017/model3d" xmlns:o="urn:schemas-microsoft-com:office:office" xmlns:oel="http://schemas.microsoft.com/office/2019/extlst" xmlns:r="http://schemas.openxmlformats.org/officeDocument/2006/relationships" xmlns:m="http://schemas.openxmlformats.org/officeDocument/2006/math" xmlns:v="urn:schemas-microsoft-com:vml" xmlns:wp14="http://schemas.microsoft.com/office/word/2010/wordprocessingDrawing" xmlns:wp="http://schemas.openxmlformats.org/drawingml/2006/wordprocessingDrawing" xmlns:w10="urn:schemas-microsoft-com:office:word" xmlns:w="http://schemas.openxmlformats.org/wordprocessingml/2006/main" xmlns:w14="http://schemas.microsoft.com/office/word/2010/wordml" xmlns:w15="http://schemas.microsoft.com/office/word/2012/wordml" xmlns:w16cex="http://schemas.microsoft.com/office/word/2018/wordml/cex" xmlns:w16cid="http://schemas.microsoft.com/office/word/2016/wordml/cid" xmlns:w16="http://schemas.microsoft.com/office/word/2018/wordml" xmlns:w16du="http://schemas.microsoft.com/office/word/2023/wordml/word16du" xmlns:w16sdtdh="http://schemas.microsoft.com/office/word/2020/wordml/sdtdatahash" xmlns:w16sdtfl="http://schemas.microsoft.com/office/word/2024/wordml/sdtformatlock" xmlns:w16se="http://schemas.microsoft.com/office/word/2015/wordml/symex" xmlns:wpg="http://schemas.microsoft.com/office/word/2010/wordprocessingGroup" xmlns:wpi="http://schemas.microsoft.com/office/word/2010/wordprocessingInk" xmlns:wne="http://schemas.microsoft.com/office/word/2006/wordml" xmlns:wps="http://schemas.microsoft.com/office/word/2010/wordprocessingShape" mc:Ignorable="w14 w15 w16se w16cid w16 w16cex w16sdtdh w16sdtfl w16du wp14">
   <w:abstractNum w:abstractNumId="0" w15:restartNumberingAfterBreak="0">
@@ -5863,6 +8141,95 @@
     </w:lvl>
   </w:abstractNum>
   <w:abstractNum w:abstractNumId="1" w15:restartNumberingAfterBreak="0">
+    <w:nsid w:val="14106831"/>
+    <w:multiLevelType w:val="hybridMultilevel"/>
+    <w:tmpl w:val="16980E3C"/>
+    <w:lvl w:ilvl="0" w:tplc="DD92B3F4">
+      <w:start w:val="1"/>
+      <w:numFmt w:val="decimal"/>
+      <w:lvlText w:val="%1."/>
+      <w:lvlJc w:val="left"/>
+      <w:pPr>
+        <w:ind w:left="800" w:hanging="360"/>
+      </w:pPr>
+      <w:rPr>
+        <w:rFonts w:hint="default"/>
+      </w:rPr>
+    </w:lvl>
+    <w:lvl w:ilvl="1" w:tplc="04090019" w:tentative="1">
+      <w:start w:val="1"/>
+      <w:numFmt w:val="upperLetter"/>
+      <w:lvlText w:val="%2."/>
+      <w:lvlJc w:val="left"/>
+      <w:pPr>
+        <w:ind w:left="1320" w:hanging="440"/>
+      </w:pPr>
+    </w:lvl>
+    <w:lvl w:ilvl="2" w:tplc="0409001B" w:tentative="1">
+      <w:start w:val="1"/>
+      <w:numFmt w:val="lowerRoman"/>
+      <w:lvlText w:val="%3."/>
+      <w:lvlJc w:val="right"/>
+      <w:pPr>
+        <w:ind w:left="1760" w:hanging="440"/>
+      </w:pPr>
+    </w:lvl>
+    <w:lvl w:ilvl="3" w:tplc="0409000F" w:tentative="1">
+      <w:start w:val="1"/>
+      <w:numFmt w:val="decimal"/>
+      <w:lvlText w:val="%4."/>
+      <w:lvlJc w:val="left"/>
+      <w:pPr>
+        <w:ind w:left="2200" w:hanging="440"/>
+      </w:pPr>
+    </w:lvl>
+    <w:lvl w:ilvl="4" w:tplc="04090019" w:tentative="1">
+      <w:start w:val="1"/>
+      <w:numFmt w:val="upperLetter"/>
+      <w:lvlText w:val="%5."/>
+      <w:lvlJc w:val="left"/>
+      <w:pPr>
+        <w:ind w:left="2640" w:hanging="440"/>
+      </w:pPr>
+    </w:lvl>
+    <w:lvl w:ilvl="5" w:tplc="0409001B" w:tentative="1">
+      <w:start w:val="1"/>
+      <w:numFmt w:val="lowerRoman"/>
+      <w:lvlText w:val="%6."/>
+      <w:lvlJc w:val="right"/>
+      <w:pPr>
+        <w:ind w:left="3080" w:hanging="440"/>
+      </w:pPr>
+    </w:lvl>
+    <w:lvl w:ilvl="6" w:tplc="0409000F" w:tentative="1">
+      <w:start w:val="1"/>
+      <w:numFmt w:val="decimal"/>
+      <w:lvlText w:val="%7."/>
+      <w:lvlJc w:val="left"/>
+      <w:pPr>
+        <w:ind w:left="3520" w:hanging="440"/>
+      </w:pPr>
+    </w:lvl>
+    <w:lvl w:ilvl="7" w:tplc="04090019" w:tentative="1">
+      <w:start w:val="1"/>
+      <w:numFmt w:val="upperLetter"/>
+      <w:lvlText w:val="%8."/>
+      <w:lvlJc w:val="left"/>
+      <w:pPr>
+        <w:ind w:left="3960" w:hanging="440"/>
+      </w:pPr>
+    </w:lvl>
+    <w:lvl w:ilvl="8" w:tplc="0409001B" w:tentative="1">
+      <w:start w:val="1"/>
+      <w:numFmt w:val="lowerRoman"/>
+      <w:lvlText w:val="%9."/>
+      <w:lvlJc w:val="right"/>
+      <w:pPr>
+        <w:ind w:left="4400" w:hanging="440"/>
+      </w:pPr>
+    </w:lvl>
+  </w:abstractNum>
+  <w:abstractNum w:abstractNumId="2" w15:restartNumberingAfterBreak="0">
     <w:nsid w:val="1BD14628"/>
     <w:multiLevelType w:val="hybridMultilevel"/>
     <w:tmpl w:val="599C3ACC"/>
@@ -5975,7 +8342,7 @@
       </w:rPr>
     </w:lvl>
   </w:abstractNum>
-  <w:abstractNum w:abstractNumId="2" w15:restartNumberingAfterBreak="0">
+  <w:abstractNum w:abstractNumId="3" w15:restartNumberingAfterBreak="0">
     <w:nsid w:val="1EE74ACC"/>
     <w:multiLevelType w:val="hybridMultilevel"/>
     <w:tmpl w:val="CEA4E9F6"/>
@@ -6064,7 +8431,7 @@
       </w:pPr>
     </w:lvl>
   </w:abstractNum>
-  <w:abstractNum w:abstractNumId="3" w15:restartNumberingAfterBreak="0">
+  <w:abstractNum w:abstractNumId="4" w15:restartNumberingAfterBreak="0">
     <w:nsid w:val="20C7234F"/>
     <w:multiLevelType w:val="hybridMultilevel"/>
     <w:tmpl w:val="B73867D6"/>
@@ -6161,7 +8528,120 @@
       </w:pPr>
     </w:lvl>
   </w:abstractNum>
-  <w:abstractNum w:abstractNumId="4" w15:restartNumberingAfterBreak="0">
+  <w:abstractNum w:abstractNumId="5" w15:restartNumberingAfterBreak="0">
+    <w:nsid w:val="4B747890"/>
+    <w:multiLevelType w:val="hybridMultilevel"/>
+    <w:tmpl w:val="CA70D86A"/>
+    <w:lvl w:ilvl="0" w:tplc="FE26BF06">
+      <w:start w:val="1"/>
+      <w:numFmt w:val="bullet"/>
+      <w:lvlText w:val=""/>
+      <w:lvlJc w:val="left"/>
+      <w:pPr>
+        <w:ind w:left="800" w:hanging="360"/>
+      </w:pPr>
+      <w:rPr>
+        <w:rFonts w:ascii="Wingdings" w:eastAsiaTheme="minorEastAsia" w:hAnsi="Wingdings" w:cstheme="minorBidi" w:hint="default"/>
+      </w:rPr>
+    </w:lvl>
+    <w:lvl w:ilvl="1" w:tplc="04090003">
+      <w:start w:val="1"/>
+      <w:numFmt w:val="bullet"/>
+      <w:lvlText w:val=""/>
+      <w:lvlJc w:val="left"/>
+      <w:pPr>
+        <w:ind w:left="1320" w:hanging="440"/>
+      </w:pPr>
+      <w:rPr>
+        <w:rFonts w:ascii="Wingdings" w:hAnsi="Wingdings" w:hint="default"/>
+      </w:rPr>
+    </w:lvl>
+    <w:lvl w:ilvl="2" w:tplc="04090005">
+      <w:start w:val="1"/>
+      <w:numFmt w:val="bullet"/>
+      <w:lvlText w:val=""/>
+      <w:lvlJc w:val="left"/>
+      <w:pPr>
+        <w:ind w:left="1760" w:hanging="440"/>
+      </w:pPr>
+      <w:rPr>
+        <w:rFonts w:ascii="Wingdings" w:hAnsi="Wingdings" w:hint="default"/>
+      </w:rPr>
+    </w:lvl>
+    <w:lvl w:ilvl="3" w:tplc="04090001" w:tentative="1">
+      <w:start w:val="1"/>
+      <w:numFmt w:val="bullet"/>
+      <w:lvlText w:val=""/>
+      <w:lvlJc w:val="left"/>
+      <w:pPr>
+        <w:ind w:left="2200" w:hanging="440"/>
+      </w:pPr>
+      <w:rPr>
+        <w:rFonts w:ascii="Wingdings" w:hAnsi="Wingdings" w:hint="default"/>
+      </w:rPr>
+    </w:lvl>
+    <w:lvl w:ilvl="4" w:tplc="04090003" w:tentative="1">
+      <w:start w:val="1"/>
+      <w:numFmt w:val="bullet"/>
+      <w:lvlText w:val=""/>
+      <w:lvlJc w:val="left"/>
+      <w:pPr>
+        <w:ind w:left="2640" w:hanging="440"/>
+      </w:pPr>
+      <w:rPr>
+        <w:rFonts w:ascii="Wingdings" w:hAnsi="Wingdings" w:hint="default"/>
+      </w:rPr>
+    </w:lvl>
+    <w:lvl w:ilvl="5" w:tplc="04090005" w:tentative="1">
+      <w:start w:val="1"/>
+      <w:numFmt w:val="bullet"/>
+      <w:lvlText w:val=""/>
+      <w:lvlJc w:val="left"/>
+      <w:pPr>
+        <w:ind w:left="3080" w:hanging="440"/>
+      </w:pPr>
+      <w:rPr>
+        <w:rFonts w:ascii="Wingdings" w:hAnsi="Wingdings" w:hint="default"/>
+      </w:rPr>
+    </w:lvl>
+    <w:lvl w:ilvl="6" w:tplc="04090001" w:tentative="1">
+      <w:start w:val="1"/>
+      <w:numFmt w:val="bullet"/>
+      <w:lvlText w:val=""/>
+      <w:lvlJc w:val="left"/>
+      <w:pPr>
+        <w:ind w:left="3520" w:hanging="440"/>
+      </w:pPr>
+      <w:rPr>
+        <w:rFonts w:ascii="Wingdings" w:hAnsi="Wingdings" w:hint="default"/>
+      </w:rPr>
+    </w:lvl>
+    <w:lvl w:ilvl="7" w:tplc="04090003" w:tentative="1">
+      <w:start w:val="1"/>
+      <w:numFmt w:val="bullet"/>
+      <w:lvlText w:val=""/>
+      <w:lvlJc w:val="left"/>
+      <w:pPr>
+        <w:ind w:left="3960" w:hanging="440"/>
+      </w:pPr>
+      <w:rPr>
+        <w:rFonts w:ascii="Wingdings" w:hAnsi="Wingdings" w:hint="default"/>
+      </w:rPr>
+    </w:lvl>
+    <w:lvl w:ilvl="8" w:tplc="04090005" w:tentative="1">
+      <w:start w:val="1"/>
+      <w:numFmt w:val="bullet"/>
+      <w:lvlText w:val=""/>
+      <w:lvlJc w:val="left"/>
+      <w:pPr>
+        <w:ind w:left="4400" w:hanging="440"/>
+      </w:pPr>
+      <w:rPr>
+        <w:rFonts w:ascii="Wingdings" w:hAnsi="Wingdings" w:hint="default"/>
+      </w:rPr>
+    </w:lvl>
+  </w:abstractNum>
+  <w:abstractNum w:abstractNumId="6" w15:restartNumberingAfterBreak="0">
     <w:nsid w:val="4F4D7556"/>
     <w:multiLevelType w:val="hybridMultilevel"/>
     <w:tmpl w:val="4B9E649A"/>
@@ -6250,7 +8730,7 @@
       </w:pPr>
     </w:lvl>
   </w:abstractNum>
-  <w:abstractNum w:abstractNumId="5" w15:restartNumberingAfterBreak="0">
+  <w:abstractNum w:abstractNumId="7" w15:restartNumberingAfterBreak="0">
     <w:nsid w:val="5B186312"/>
     <w:multiLevelType w:val="hybridMultilevel"/>
     <w:tmpl w:val="CCD6C7F4"/>
@@ -6339,23 +8819,306 @@
       </w:pPr>
     </w:lvl>
   </w:abstractNum>
+  <w:abstractNum w:abstractNumId="8" w15:restartNumberingAfterBreak="0">
+    <w:nsid w:val="5B447980"/>
+    <w:multiLevelType w:val="hybridMultilevel"/>
+    <w:tmpl w:val="0F3CDC08"/>
+    <w:lvl w:ilvl="0" w:tplc="D2D830C2">
+      <w:start w:val="1"/>
+      <w:numFmt w:val="decimal"/>
+      <w:lvlText w:val="%1."/>
+      <w:lvlJc w:val="left"/>
+      <w:pPr>
+        <w:ind w:left="800" w:hanging="360"/>
+      </w:pPr>
+      <w:rPr>
+        <w:rFonts w:hint="default"/>
+      </w:rPr>
+    </w:lvl>
+    <w:lvl w:ilvl="1" w:tplc="04090019">
+      <w:start w:val="1"/>
+      <w:numFmt w:val="upperLetter"/>
+      <w:lvlText w:val="%2."/>
+      <w:lvlJc w:val="left"/>
+      <w:pPr>
+        <w:ind w:left="1320" w:hanging="440"/>
+      </w:pPr>
+    </w:lvl>
+    <w:lvl w:ilvl="2" w:tplc="0409001B" w:tentative="1">
+      <w:start w:val="1"/>
+      <w:numFmt w:val="lowerRoman"/>
+      <w:lvlText w:val="%3."/>
+      <w:lvlJc w:val="right"/>
+      <w:pPr>
+        <w:ind w:left="1760" w:hanging="440"/>
+      </w:pPr>
+    </w:lvl>
+    <w:lvl w:ilvl="3" w:tplc="0409000F" w:tentative="1">
+      <w:start w:val="1"/>
+      <w:numFmt w:val="decimal"/>
+      <w:lvlText w:val="%4."/>
+      <w:lvlJc w:val="left"/>
+      <w:pPr>
+        <w:ind w:left="2200" w:hanging="440"/>
+      </w:pPr>
+    </w:lvl>
+    <w:lvl w:ilvl="4" w:tplc="04090019" w:tentative="1">
+      <w:start w:val="1"/>
+      <w:numFmt w:val="upperLetter"/>
+      <w:lvlText w:val="%5."/>
+      <w:lvlJc w:val="left"/>
+      <w:pPr>
+        <w:ind w:left="2640" w:hanging="440"/>
+      </w:pPr>
+    </w:lvl>
+    <w:lvl w:ilvl="5" w:tplc="0409001B" w:tentative="1">
+      <w:start w:val="1"/>
+      <w:numFmt w:val="lowerRoman"/>
+      <w:lvlText w:val="%6."/>
+      <w:lvlJc w:val="right"/>
+      <w:pPr>
+        <w:ind w:left="3080" w:hanging="440"/>
+      </w:pPr>
+    </w:lvl>
+    <w:lvl w:ilvl="6" w:tplc="0409000F" w:tentative="1">
+      <w:start w:val="1"/>
+      <w:numFmt w:val="decimal"/>
+      <w:lvlText w:val="%7."/>
+      <w:lvlJc w:val="left"/>
+      <w:pPr>
+        <w:ind w:left="3520" w:hanging="440"/>
+      </w:pPr>
+    </w:lvl>
+    <w:lvl w:ilvl="7" w:tplc="04090019" w:tentative="1">
+      <w:start w:val="1"/>
+      <w:numFmt w:val="upperLetter"/>
+      <w:lvlText w:val="%8."/>
+      <w:lvlJc w:val="left"/>
+      <w:pPr>
+        <w:ind w:left="3960" w:hanging="440"/>
+      </w:pPr>
+    </w:lvl>
+    <w:lvl w:ilvl="8" w:tplc="0409001B" w:tentative="1">
+      <w:start w:val="1"/>
+      <w:numFmt w:val="lowerRoman"/>
+      <w:lvlText w:val="%9."/>
+      <w:lvlJc w:val="right"/>
+      <w:pPr>
+        <w:ind w:left="4400" w:hanging="440"/>
+      </w:pPr>
+    </w:lvl>
+  </w:abstractNum>
+  <w:abstractNum w:abstractNumId="9" w15:restartNumberingAfterBreak="0">
+    <w:nsid w:val="64CA6E9D"/>
+    <w:multiLevelType w:val="hybridMultilevel"/>
+    <w:tmpl w:val="B23C4A7A"/>
+    <w:lvl w:ilvl="0" w:tplc="535C8036">
+      <w:start w:val="1"/>
+      <w:numFmt w:val="decimal"/>
+      <w:suff w:val="space"/>
+      <w:lvlText w:val="%1."/>
+      <w:lvlJc w:val="left"/>
+      <w:pPr>
+        <w:ind w:left="794" w:hanging="354"/>
+      </w:pPr>
+      <w:rPr>
+        <w:rFonts w:hint="default"/>
+      </w:rPr>
+    </w:lvl>
+    <w:lvl w:ilvl="1" w:tplc="04090019">
+      <w:start w:val="1"/>
+      <w:numFmt w:val="upperLetter"/>
+      <w:lvlText w:val="%2."/>
+      <w:lvlJc w:val="left"/>
+      <w:pPr>
+        <w:ind w:left="1320" w:hanging="440"/>
+      </w:pPr>
+    </w:lvl>
+    <w:lvl w:ilvl="2" w:tplc="0409001B" w:tentative="1">
+      <w:start w:val="1"/>
+      <w:numFmt w:val="lowerRoman"/>
+      <w:lvlText w:val="%3."/>
+      <w:lvlJc w:val="right"/>
+      <w:pPr>
+        <w:ind w:left="1760" w:hanging="440"/>
+      </w:pPr>
+    </w:lvl>
+    <w:lvl w:ilvl="3" w:tplc="0409000F" w:tentative="1">
+      <w:start w:val="1"/>
+      <w:numFmt w:val="decimal"/>
+      <w:lvlText w:val="%4."/>
+      <w:lvlJc w:val="left"/>
+      <w:pPr>
+        <w:ind w:left="2200" w:hanging="440"/>
+      </w:pPr>
+    </w:lvl>
+    <w:lvl w:ilvl="4" w:tplc="04090019" w:tentative="1">
+      <w:start w:val="1"/>
+      <w:numFmt w:val="upperLetter"/>
+      <w:lvlText w:val="%5."/>
+      <w:lvlJc w:val="left"/>
+      <w:pPr>
+        <w:ind w:left="2640" w:hanging="440"/>
+      </w:pPr>
+    </w:lvl>
+    <w:lvl w:ilvl="5" w:tplc="0409001B" w:tentative="1">
+      <w:start w:val="1"/>
+      <w:numFmt w:val="lowerRoman"/>
+      <w:lvlText w:val="%6."/>
+      <w:lvlJc w:val="right"/>
+      <w:pPr>
+        <w:ind w:left="3080" w:hanging="440"/>
+      </w:pPr>
+    </w:lvl>
+    <w:lvl w:ilvl="6" w:tplc="0409000F" w:tentative="1">
+      <w:start w:val="1"/>
+      <w:numFmt w:val="decimal"/>
+      <w:lvlText w:val="%7."/>
+      <w:lvlJc w:val="left"/>
+      <w:pPr>
+        <w:ind w:left="3520" w:hanging="440"/>
+      </w:pPr>
+    </w:lvl>
+    <w:lvl w:ilvl="7" w:tplc="04090019" w:tentative="1">
+      <w:start w:val="1"/>
+      <w:numFmt w:val="upperLetter"/>
+      <w:lvlText w:val="%8."/>
+      <w:lvlJc w:val="left"/>
+      <w:pPr>
+        <w:ind w:left="3960" w:hanging="440"/>
+      </w:pPr>
+    </w:lvl>
+    <w:lvl w:ilvl="8" w:tplc="0409001B" w:tentative="1">
+      <w:start w:val="1"/>
+      <w:numFmt w:val="lowerRoman"/>
+      <w:lvlText w:val="%9."/>
+      <w:lvlJc w:val="right"/>
+      <w:pPr>
+        <w:ind w:left="4400" w:hanging="440"/>
+      </w:pPr>
+    </w:lvl>
+  </w:abstractNum>
+  <w:abstractNum w:abstractNumId="10" w15:restartNumberingAfterBreak="0">
+    <w:nsid w:val="68491418"/>
+    <w:multiLevelType w:val="hybridMultilevel"/>
+    <w:tmpl w:val="87DC6B32"/>
+    <w:lvl w:ilvl="0" w:tplc="83027CD6">
+      <w:start w:val="1"/>
+      <w:numFmt w:val="decimal"/>
+      <w:lvlText w:val="%1."/>
+      <w:lvlJc w:val="left"/>
+      <w:pPr>
+        <w:ind w:left="800" w:hanging="360"/>
+      </w:pPr>
+      <w:rPr>
+        <w:rFonts w:hint="default"/>
+      </w:rPr>
+    </w:lvl>
+    <w:lvl w:ilvl="1" w:tplc="04090019">
+      <w:start w:val="1"/>
+      <w:numFmt w:val="upperLetter"/>
+      <w:lvlText w:val="%2."/>
+      <w:lvlJc w:val="left"/>
+      <w:pPr>
+        <w:ind w:left="1320" w:hanging="440"/>
+      </w:pPr>
+    </w:lvl>
+    <w:lvl w:ilvl="2" w:tplc="0409001B">
+      <w:start w:val="1"/>
+      <w:numFmt w:val="lowerRoman"/>
+      <w:lvlText w:val="%3."/>
+      <w:lvlJc w:val="right"/>
+      <w:pPr>
+        <w:ind w:left="1760" w:hanging="440"/>
+      </w:pPr>
+    </w:lvl>
+    <w:lvl w:ilvl="3" w:tplc="0409000F">
+      <w:start w:val="1"/>
+      <w:numFmt w:val="decimal"/>
+      <w:lvlText w:val="%4."/>
+      <w:lvlJc w:val="left"/>
+      <w:pPr>
+        <w:ind w:left="2200" w:hanging="440"/>
+      </w:pPr>
+    </w:lvl>
+    <w:lvl w:ilvl="4" w:tplc="04090019">
+      <w:start w:val="1"/>
+      <w:numFmt w:val="upperLetter"/>
+      <w:lvlText w:val="%5."/>
+      <w:lvlJc w:val="left"/>
+      <w:pPr>
+        <w:ind w:left="2640" w:hanging="440"/>
+      </w:pPr>
+    </w:lvl>
+    <w:lvl w:ilvl="5" w:tplc="0409001B" w:tentative="1">
+      <w:start w:val="1"/>
+      <w:numFmt w:val="lowerRoman"/>
+      <w:lvlText w:val="%6."/>
+      <w:lvlJc w:val="right"/>
+      <w:pPr>
+        <w:ind w:left="3080" w:hanging="440"/>
+      </w:pPr>
+    </w:lvl>
+    <w:lvl w:ilvl="6" w:tplc="0409000F" w:tentative="1">
+      <w:start w:val="1"/>
+      <w:numFmt w:val="decimal"/>
+      <w:lvlText w:val="%7."/>
+      <w:lvlJc w:val="left"/>
+      <w:pPr>
+        <w:ind w:left="3520" w:hanging="440"/>
+      </w:pPr>
+    </w:lvl>
+    <w:lvl w:ilvl="7" w:tplc="04090019" w:tentative="1">
+      <w:start w:val="1"/>
+      <w:numFmt w:val="upperLetter"/>
+      <w:lvlText w:val="%8."/>
+      <w:lvlJc w:val="left"/>
+      <w:pPr>
+        <w:ind w:left="3960" w:hanging="440"/>
+      </w:pPr>
+    </w:lvl>
+    <w:lvl w:ilvl="8" w:tplc="0409001B" w:tentative="1">
+      <w:start w:val="1"/>
+      <w:numFmt w:val="lowerRoman"/>
+      <w:lvlText w:val="%9."/>
+      <w:lvlJc w:val="right"/>
+      <w:pPr>
+        <w:ind w:left="4400" w:hanging="440"/>
+      </w:pPr>
+    </w:lvl>
+  </w:abstractNum>
   <w:num w:numId="1" w16cid:durableId="382484846">
-    <w:abstractNumId w:val="2"/>
+    <w:abstractNumId w:val="3"/>
   </w:num>
   <w:num w:numId="2" w16cid:durableId="157616743">
-    <w:abstractNumId w:val="4"/>
+    <w:abstractNumId w:val="6"/>
   </w:num>
   <w:num w:numId="3" w16cid:durableId="1835028935">
     <w:abstractNumId w:val="0"/>
   </w:num>
   <w:num w:numId="4" w16cid:durableId="1700546199">
-    <w:abstractNumId w:val="3"/>
+    <w:abstractNumId w:val="4"/>
   </w:num>
   <w:num w:numId="5" w16cid:durableId="1847792777">
+    <w:abstractNumId w:val="7"/>
+  </w:num>
+  <w:num w:numId="6" w16cid:durableId="879973515">
+    <w:abstractNumId w:val="2"/>
+  </w:num>
+  <w:num w:numId="7" w16cid:durableId="1356420728">
+    <w:abstractNumId w:val="9"/>
+  </w:num>
+  <w:num w:numId="8" w16cid:durableId="866021926">
+    <w:abstractNumId w:val="8"/>
+  </w:num>
+  <w:num w:numId="9" w16cid:durableId="567303333">
     <w:abstractNumId w:val="5"/>
   </w:num>
-  <w:num w:numId="6" w16cid:durableId="879973515">
+  <w:num w:numId="10" w16cid:durableId="507135623">
     <w:abstractNumId w:val="1"/>
+  </w:num>
+  <w:num w:numId="11" w16cid:durableId="2085908545">
+    <w:abstractNumId w:val="10"/>
   </w:num>
 </w:numbering>
 </file>
@@ -7329,6 +10092,50 @@
       </w:tblBorders>
     </w:tblPr>
   </w:style>
+  <w:style w:type="paragraph" w:styleId="ae">
+    <w:name w:val="header"/>
+    <w:basedOn w:val="a"/>
+    <w:link w:val="Char3"/>
+    <w:uiPriority w:val="99"/>
+    <w:unhideWhenUsed/>
+    <w:rsid w:val="00864769"/>
+    <w:pPr>
+      <w:tabs>
+        <w:tab w:val="center" w:pos="4513"/>
+        <w:tab w:val="right" w:pos="9026"/>
+      </w:tabs>
+      <w:snapToGrid w:val="0"/>
+    </w:pPr>
+  </w:style>
+  <w:style w:type="character" w:customStyle="1" w:styleId="Char3">
+    <w:name w:val="머리글 Char"/>
+    <w:basedOn w:val="a0"/>
+    <w:link w:val="ae"/>
+    <w:uiPriority w:val="99"/>
+    <w:rsid w:val="00864769"/>
+  </w:style>
+  <w:style w:type="paragraph" w:styleId="af">
+    <w:name w:val="footer"/>
+    <w:basedOn w:val="a"/>
+    <w:link w:val="Char4"/>
+    <w:uiPriority w:val="99"/>
+    <w:unhideWhenUsed/>
+    <w:rsid w:val="00864769"/>
+    <w:pPr>
+      <w:tabs>
+        <w:tab w:val="center" w:pos="4513"/>
+        <w:tab w:val="right" w:pos="9026"/>
+      </w:tabs>
+      <w:snapToGrid w:val="0"/>
+    </w:pPr>
+  </w:style>
+  <w:style w:type="character" w:customStyle="1" w:styleId="Char4">
+    <w:name w:val="바닥글 Char"/>
+    <w:basedOn w:val="a0"/>
+    <w:link w:val="af"/>
+    <w:uiPriority w:val="99"/>
+    <w:rsid w:val="00864769"/>
+  </w:style>
 </w:styles>
 </file>
 
